--- a/docs/Documentation.docx
+++ b/docs/Documentation.docx
@@ -492,6 +492,54 @@
           <w:rFonts w:ascii="Times New Roman" w:hAnsi="Times New Roman" w:cs="Times New Roman"/>
           <w:sz w:val="28"/>
           <w:szCs w:val="28"/>
+          <w:lang w:val="en-US"/>
+        </w:rPr>
+      </w:pPr>
+      <w:r>
+        <w:rPr>
+          <w:rFonts w:ascii="Times New Roman" w:hAnsi="Times New Roman" w:cs="Times New Roman"/>
+          <w:sz w:val="28"/>
+          <w:szCs w:val="28"/>
+          <w:lang w:val="en-US"/>
+        </w:rPr>
+        <w:t>Header Files</w:t>
+      </w:r>
+    </w:p>
+    <w:p>
+      <w:pPr>
+        <w:rPr>
+          <w:rFonts w:ascii="Times New Roman" w:hAnsi="Times New Roman" w:cs="Times New Roman"/>
+          <w:sz w:val="28"/>
+          <w:szCs w:val="28"/>
+          <w:lang w:val="en-US"/>
+        </w:rPr>
+      </w:pPr>
+      <w:r>
+        <w:rPr>
+          <w:rFonts w:ascii="Times New Roman" w:hAnsi="Times New Roman" w:cs="Times New Roman"/>
+          <w:sz w:val="28"/>
+          <w:szCs w:val="28"/>
+          <w:lang w:val="en-US"/>
+        </w:rPr>
+        <w:t>Source Files</w:t>
+      </w:r>
+    </w:p>
+    <w:p>
+      <w:pPr>
+        <w:rPr>
+          <w:rFonts w:ascii="Times New Roman" w:hAnsi="Times New Roman" w:cs="Times New Roman"/>
+          <w:sz w:val="28"/>
+          <w:szCs w:val="28"/>
+          <w:lang w:val="en-US"/>
+        </w:rPr>
+      </w:pPr>
+    </w:p>
+    <w:p>
+      <w:pPr>
+        <w:rPr>
+          <w:rFonts w:ascii="Times New Roman" w:hAnsi="Times New Roman" w:cs="Times New Roman"/>
+          <w:sz w:val="28"/>
+          <w:szCs w:val="28"/>
           <w:lang w:val="uk-UA"/>
         </w:rPr>
       </w:pPr>
@@ -617,23 +665,7 @@
           <w:sz w:val="28"/>
           <w:szCs w:val="28"/>
         </w:rPr>
-        <w:t>меню, настройки</w:t>
-      </w:r>
-      <w:r>
-        <w:rPr>
-          <w:rFonts w:ascii="Times New Roman" w:hAnsi="Times New Roman" w:cs="Times New Roman"/>
-          <w:sz w:val="28"/>
-          <w:szCs w:val="28"/>
-        </w:rPr>
-        <w:t>, магазин</w:t>
-      </w:r>
-      <w:r>
-        <w:rPr>
-          <w:rFonts w:ascii="Times New Roman" w:hAnsi="Times New Roman" w:cs="Times New Roman"/>
-          <w:sz w:val="28"/>
-          <w:szCs w:val="28"/>
-        </w:rPr>
-        <w:t>, игра сюжетная или бесконечный, карта сюжетной игры, битва.</w:t>
+        <w:t>меню, настройки, магазин, игра сюжетная или бесконечный, карта сюжетной игры, битва.</w:t>
       </w:r>
     </w:p>
     <w:p>
@@ -1092,6 +1124,7 @@
           <w:szCs w:val="28"/>
           <w:lang w:val="en-US"/>
         </w:rPr>
+        <w:lastRenderedPageBreak/>
         <w:t>Battle</w:t>
       </w:r>
       <w:r>
@@ -1229,136 +1262,2713 @@
           <w:szCs w:val="28"/>
           <w:lang w:val="en-US"/>
         </w:rPr>
+        <w:t>SceneManager</w:t>
+      </w:r>
+      <w:proofErr w:type="spellEnd"/>
+      <w:r>
+        <w:rPr>
+          <w:rFonts w:ascii="Times New Roman" w:hAnsi="Times New Roman" w:cs="Times New Roman"/>
+          <w:sz w:val="28"/>
+          <w:szCs w:val="28"/>
+          <w:lang w:val="en-US"/>
+        </w:rPr>
+        <w:t xml:space="preserve"> – </w:t>
+      </w:r>
+      <w:r>
+        <w:rPr>
+          <w:rFonts w:ascii="Times New Roman" w:hAnsi="Times New Roman" w:cs="Times New Roman"/>
+          <w:sz w:val="28"/>
+          <w:szCs w:val="28"/>
+        </w:rPr>
+        <w:t xml:space="preserve">содержит в себе все </w:t>
+      </w:r>
+      <w:r>
+        <w:rPr>
+          <w:rFonts w:ascii="Times New Roman" w:hAnsi="Times New Roman" w:cs="Times New Roman"/>
+          <w:sz w:val="28"/>
+          <w:szCs w:val="28"/>
+          <w:lang w:val="en-US"/>
+        </w:rPr>
+        <w:t xml:space="preserve">scene </w:t>
+      </w:r>
+      <w:r>
+        <w:rPr>
+          <w:rFonts w:ascii="Times New Roman" w:hAnsi="Times New Roman" w:cs="Times New Roman"/>
+          <w:sz w:val="28"/>
+          <w:szCs w:val="28"/>
+        </w:rPr>
+        <w:t>и вызывает нужные.</w:t>
+      </w:r>
+    </w:p>
+    <w:p>
+      <w:pPr>
+        <w:rPr>
+          <w:rFonts w:ascii="Times New Roman" w:hAnsi="Times New Roman" w:cs="Times New Roman"/>
+          <w:sz w:val="28"/>
+          <w:szCs w:val="28"/>
+        </w:rPr>
+      </w:pPr>
+    </w:p>
+    <w:p>
+      <w:pPr>
+        <w:rPr>
+          <w:rFonts w:ascii="Times New Roman" w:hAnsi="Times New Roman" w:cs="Times New Roman"/>
+          <w:sz w:val="28"/>
+          <w:szCs w:val="28"/>
+        </w:rPr>
+      </w:pPr>
+      <w:proofErr w:type="spellStart"/>
+      <w:r>
+        <w:rPr>
+          <w:rFonts w:ascii="Times New Roman" w:hAnsi="Times New Roman" w:cs="Times New Roman"/>
+          <w:sz w:val="28"/>
+          <w:szCs w:val="28"/>
+          <w:lang w:val="en-US"/>
+        </w:rPr>
+        <w:t>MapLoader</w:t>
+      </w:r>
+      <w:proofErr w:type="spellEnd"/>
+      <w:r>
+        <w:rPr>
+          <w:rFonts w:ascii="Times New Roman" w:hAnsi="Times New Roman" w:cs="Times New Roman"/>
+          <w:sz w:val="28"/>
+          <w:szCs w:val="28"/>
+          <w:lang w:val="en-US"/>
+        </w:rPr>
+        <w:t xml:space="preserve"> – </w:t>
+      </w:r>
+      <w:r>
+        <w:rPr>
+          <w:rFonts w:ascii="Times New Roman" w:hAnsi="Times New Roman" w:cs="Times New Roman"/>
+          <w:sz w:val="28"/>
+          <w:szCs w:val="28"/>
+        </w:rPr>
+        <w:t>отвечает за загрузку информации об битве.</w:t>
+      </w:r>
+    </w:p>
+    <w:p>
+      <w:pPr>
+        <w:rPr>
+          <w:rFonts w:ascii="Times New Roman" w:hAnsi="Times New Roman" w:cs="Times New Roman"/>
+          <w:sz w:val="28"/>
+          <w:szCs w:val="28"/>
+          <w:lang w:val="en-US"/>
+        </w:rPr>
+      </w:pPr>
+      <w:proofErr w:type="spellStart"/>
+      <w:r>
+        <w:rPr>
+          <w:rFonts w:ascii="Times New Roman" w:hAnsi="Times New Roman" w:cs="Times New Roman"/>
+          <w:sz w:val="28"/>
+          <w:szCs w:val="28"/>
+          <w:lang w:val="en-US"/>
+        </w:rPr>
+        <w:t>ProgressSL</w:t>
+      </w:r>
+      <w:proofErr w:type="spellEnd"/>
+      <w:r>
+        <w:rPr>
+          <w:rFonts w:ascii="Times New Roman" w:hAnsi="Times New Roman" w:cs="Times New Roman"/>
+          <w:sz w:val="28"/>
+          <w:szCs w:val="28"/>
+          <w:lang w:val="en-US"/>
+        </w:rPr>
+        <w:t xml:space="preserve"> – </w:t>
+      </w:r>
+      <w:r>
+        <w:rPr>
+          <w:rFonts w:ascii="Times New Roman" w:hAnsi="Times New Roman" w:cs="Times New Roman"/>
+          <w:sz w:val="28"/>
+          <w:szCs w:val="28"/>
+        </w:rPr>
+        <w:t>отвечает за сохранение прогресса и выгружает его</w:t>
+      </w:r>
+      <w:r>
+        <w:rPr>
+          <w:rFonts w:ascii="Times New Roman" w:hAnsi="Times New Roman" w:cs="Times New Roman"/>
+          <w:sz w:val="28"/>
+          <w:szCs w:val="28"/>
+          <w:lang w:val="en-US"/>
+        </w:rPr>
+        <w:t>.</w:t>
+      </w:r>
+    </w:p>
+    <w:p>
+      <w:pPr>
+        <w:rPr>
+          <w:rFonts w:ascii="Times New Roman" w:hAnsi="Times New Roman" w:cs="Times New Roman"/>
+          <w:sz w:val="28"/>
+          <w:szCs w:val="28"/>
+          <w:lang w:val="en-US"/>
+        </w:rPr>
+      </w:pPr>
+    </w:p>
+    <w:p>
+      <w:pPr>
+        <w:jc w:val="center"/>
+        <w:rPr>
+          <w:rFonts w:ascii="Times New Roman" w:hAnsi="Times New Roman" w:cs="Times New Roman"/>
+          <w:b/>
+          <w:bCs/>
+          <w:sz w:val="28"/>
+          <w:szCs w:val="28"/>
+          <w:lang w:val="en-US"/>
+        </w:rPr>
+      </w:pPr>
+      <w:r>
+        <w:rPr>
+          <w:rFonts w:ascii="Times New Roman" w:hAnsi="Times New Roman" w:cs="Times New Roman"/>
+          <w:b/>
+          <w:bCs/>
+          <w:sz w:val="28"/>
+          <w:szCs w:val="28"/>
+        </w:rPr>
+        <w:t>Классы и функции</w:t>
+      </w:r>
+    </w:p>
+    <w:p>
+      <w:pPr>
+        <w:rPr>
+          <w:rFonts w:ascii="Times New Roman" w:hAnsi="Times New Roman" w:cs="Times New Roman"/>
+          <w:b/>
+          <w:bCs/>
+          <w:sz w:val="28"/>
+          <w:szCs w:val="28"/>
+          <w:u w:val="single"/>
+        </w:rPr>
+      </w:pPr>
+      <w:r>
+        <w:rPr>
+          <w:rFonts w:ascii="Times New Roman" w:hAnsi="Times New Roman" w:cs="Times New Roman"/>
+          <w:b/>
+          <w:bCs/>
+          <w:sz w:val="28"/>
+          <w:szCs w:val="28"/>
+          <w:u w:val="single"/>
+          <w:lang w:val="en-US"/>
+        </w:rPr>
+        <w:t>Main:</w:t>
+      </w:r>
+    </w:p>
+    <w:p>
+      <w:pPr>
+        <w:rPr>
+          <w:rFonts w:ascii="Times New Roman" w:hAnsi="Times New Roman" w:cs="Times New Roman"/>
+          <w:sz w:val="28"/>
+          <w:szCs w:val="28"/>
+          <w:lang w:val="en-US"/>
+        </w:rPr>
+      </w:pPr>
+      <w:r>
+        <w:rPr>
+          <w:rFonts w:ascii="Times New Roman" w:hAnsi="Times New Roman" w:cs="Times New Roman"/>
+          <w:sz w:val="28"/>
+          <w:szCs w:val="28"/>
+        </w:rPr>
+        <w:t>Обязательно:</w:t>
+      </w:r>
+    </w:p>
+    <w:p>
+      <w:pPr>
+        <w:pStyle w:val="a7"/>
+        <w:numPr>
+          <w:ilvl w:val="0"/>
+          <w:numId w:val="4"/>
+        </w:numPr>
+        <w:rPr>
+          <w:rFonts w:ascii="Times New Roman" w:hAnsi="Times New Roman" w:cs="Times New Roman"/>
+          <w:sz w:val="28"/>
+          <w:szCs w:val="28"/>
+          <w:lang w:val="en-US"/>
+        </w:rPr>
+      </w:pPr>
+      <w:r>
+        <w:rPr>
+          <w:rFonts w:ascii="Times New Roman" w:hAnsi="Times New Roman" w:cs="Times New Roman"/>
+          <w:sz w:val="28"/>
+          <w:szCs w:val="28"/>
+        </w:rPr>
+        <w:t>#define SDL_MAIN_USE_CALLBACKS 1</w:t>
+      </w:r>
+      <w:r>
+        <w:rPr>
+          <w:rFonts w:ascii="Times New Roman" w:hAnsi="Times New Roman" w:cs="Times New Roman"/>
+          <w:sz w:val="28"/>
+          <w:szCs w:val="28"/>
+        </w:rPr>
+        <w:t xml:space="preserve"> </w:t>
+      </w:r>
+      <w:r>
+        <w:rPr>
+          <w:rFonts w:ascii="Times New Roman" w:hAnsi="Times New Roman" w:cs="Times New Roman"/>
+          <w:sz w:val="28"/>
+          <w:szCs w:val="28"/>
+          <w:lang w:val="en-US"/>
+        </w:rPr>
+        <w:t xml:space="preserve">- </w:t>
+      </w:r>
+      <w:r>
+        <w:rPr>
+          <w:rFonts w:ascii="Times New Roman" w:hAnsi="Times New Roman" w:cs="Times New Roman"/>
+          <w:sz w:val="28"/>
+          <w:szCs w:val="28"/>
+        </w:rPr>
+        <w:t xml:space="preserve">Что бы вместо </w:t>
+      </w:r>
+      <w:r>
+        <w:rPr>
+          <w:rFonts w:ascii="Times New Roman" w:hAnsi="Times New Roman" w:cs="Times New Roman"/>
+          <w:sz w:val="28"/>
+          <w:szCs w:val="28"/>
+          <w:lang w:val="en-US"/>
+        </w:rPr>
+        <w:t>main</w:t>
+      </w:r>
+      <w:r>
+        <w:rPr>
+          <w:rFonts w:ascii="Times New Roman" w:hAnsi="Times New Roman" w:cs="Times New Roman"/>
+          <w:sz w:val="28"/>
+          <w:szCs w:val="28"/>
+        </w:rPr>
+        <w:t xml:space="preserve"> вызывались другие функции</w:t>
+      </w:r>
+      <w:r>
+        <w:rPr>
+          <w:rFonts w:ascii="Times New Roman" w:hAnsi="Times New Roman" w:cs="Times New Roman"/>
+          <w:sz w:val="28"/>
+          <w:szCs w:val="28"/>
+          <w:lang w:val="en-US"/>
+        </w:rPr>
+        <w:t xml:space="preserve"> </w:t>
+      </w:r>
+      <w:proofErr w:type="spellStart"/>
+      <w:r>
+        <w:rPr>
+          <w:rFonts w:ascii="Times New Roman" w:hAnsi="Times New Roman" w:cs="Times New Roman"/>
+          <w:sz w:val="28"/>
+          <w:szCs w:val="28"/>
+          <w:lang w:val="en-US"/>
+        </w:rPr>
+        <w:t>sdl</w:t>
+      </w:r>
+      <w:proofErr w:type="spellEnd"/>
+    </w:p>
+    <w:p>
+      <w:pPr>
+        <w:rPr>
+          <w:rFonts w:ascii="Times New Roman" w:hAnsi="Times New Roman" w:cs="Times New Roman"/>
+          <w:sz w:val="28"/>
+          <w:szCs w:val="28"/>
+        </w:rPr>
+      </w:pPr>
+    </w:p>
+    <w:p>
+      <w:pPr>
+        <w:rPr>
+          <w:rFonts w:ascii="Times New Roman" w:hAnsi="Times New Roman" w:cs="Times New Roman"/>
+          <w:sz w:val="28"/>
+          <w:szCs w:val="28"/>
+        </w:rPr>
+      </w:pPr>
+      <w:r>
+        <w:rPr>
+          <w:rFonts w:ascii="Times New Roman" w:hAnsi="Times New Roman" w:cs="Times New Roman"/>
+          <w:sz w:val="28"/>
+          <w:szCs w:val="28"/>
+        </w:rPr>
+        <w:t>Библиотеки:</w:t>
+      </w:r>
+    </w:p>
+    <w:p>
+      <w:pPr>
+        <w:pStyle w:val="a7"/>
+        <w:numPr>
+          <w:ilvl w:val="0"/>
+          <w:numId w:val="2"/>
+        </w:numPr>
+        <w:rPr>
+          <w:rFonts w:ascii="Times New Roman" w:hAnsi="Times New Roman" w:cs="Times New Roman"/>
+          <w:sz w:val="28"/>
+          <w:szCs w:val="28"/>
+        </w:rPr>
+      </w:pPr>
+      <w:r>
+        <w:rPr>
+          <w:rFonts w:ascii="Times New Roman" w:hAnsi="Times New Roman" w:cs="Times New Roman"/>
+          <w:sz w:val="28"/>
+          <w:szCs w:val="28"/>
+        </w:rPr>
+        <w:t>#include &lt;SDL3/</w:t>
+      </w:r>
+      <w:proofErr w:type="spellStart"/>
+      <w:r>
+        <w:rPr>
+          <w:rFonts w:ascii="Times New Roman" w:hAnsi="Times New Roman" w:cs="Times New Roman"/>
+          <w:sz w:val="28"/>
+          <w:szCs w:val="28"/>
+        </w:rPr>
+        <w:t>SDL.h</w:t>
+      </w:r>
+      <w:proofErr w:type="spellEnd"/>
+      <w:r>
+        <w:rPr>
+          <w:rFonts w:ascii="Times New Roman" w:hAnsi="Times New Roman" w:cs="Times New Roman"/>
+          <w:sz w:val="28"/>
+          <w:szCs w:val="28"/>
+        </w:rPr>
+        <w:t>&gt;</w:t>
+      </w:r>
+    </w:p>
+    <w:p>
+      <w:pPr>
+        <w:pStyle w:val="a7"/>
+        <w:numPr>
+          <w:ilvl w:val="0"/>
+          <w:numId w:val="2"/>
+        </w:numPr>
+        <w:rPr>
+          <w:rFonts w:ascii="Times New Roman" w:hAnsi="Times New Roman" w:cs="Times New Roman"/>
+          <w:sz w:val="28"/>
+          <w:szCs w:val="28"/>
+        </w:rPr>
+      </w:pPr>
+      <w:r>
+        <w:rPr>
+          <w:rFonts w:ascii="Times New Roman" w:hAnsi="Times New Roman" w:cs="Times New Roman"/>
+          <w:sz w:val="28"/>
+          <w:szCs w:val="28"/>
+        </w:rPr>
+        <w:t>#include &lt;SDL3/</w:t>
+      </w:r>
+      <w:proofErr w:type="spellStart"/>
+      <w:r>
+        <w:rPr>
+          <w:rFonts w:ascii="Times New Roman" w:hAnsi="Times New Roman" w:cs="Times New Roman"/>
+          <w:sz w:val="28"/>
+          <w:szCs w:val="28"/>
+        </w:rPr>
+        <w:t>SDL_main.h</w:t>
+      </w:r>
+      <w:proofErr w:type="spellEnd"/>
+      <w:r>
+        <w:rPr>
+          <w:rFonts w:ascii="Times New Roman" w:hAnsi="Times New Roman" w:cs="Times New Roman"/>
+          <w:sz w:val="28"/>
+          <w:szCs w:val="28"/>
+        </w:rPr>
+        <w:t>&gt;</w:t>
+      </w:r>
+    </w:p>
+    <w:p>
+      <w:pPr>
+        <w:pStyle w:val="a7"/>
+        <w:numPr>
+          <w:ilvl w:val="0"/>
+          <w:numId w:val="2"/>
+        </w:numPr>
+        <w:rPr>
+          <w:rFonts w:ascii="Times New Roman" w:hAnsi="Times New Roman" w:cs="Times New Roman"/>
+          <w:sz w:val="28"/>
+          <w:szCs w:val="28"/>
+        </w:rPr>
+      </w:pPr>
+      <w:r>
+        <w:rPr>
+          <w:rFonts w:ascii="Times New Roman" w:hAnsi="Times New Roman" w:cs="Times New Roman"/>
+          <w:sz w:val="28"/>
+          <w:szCs w:val="28"/>
+        </w:rPr>
+        <w:t>#include "</w:t>
+      </w:r>
+      <w:proofErr w:type="spellStart"/>
+      <w:r>
+        <w:rPr>
+          <w:rFonts w:ascii="Times New Roman" w:hAnsi="Times New Roman" w:cs="Times New Roman"/>
+          <w:sz w:val="28"/>
+          <w:szCs w:val="28"/>
+        </w:rPr>
+        <w:t>Game.h</w:t>
+      </w:r>
+      <w:proofErr w:type="spellEnd"/>
+      <w:r>
+        <w:rPr>
+          <w:rFonts w:ascii="Times New Roman" w:hAnsi="Times New Roman" w:cs="Times New Roman"/>
+          <w:sz w:val="28"/>
+          <w:szCs w:val="28"/>
+        </w:rPr>
+        <w:t>"</w:t>
+      </w:r>
+    </w:p>
+    <w:p>
+      <w:pPr>
+        <w:rPr>
+          <w:rFonts w:ascii="Times New Roman" w:hAnsi="Times New Roman" w:cs="Times New Roman"/>
+          <w:sz w:val="28"/>
+          <w:szCs w:val="28"/>
+        </w:rPr>
+      </w:pPr>
+    </w:p>
+    <w:p>
+      <w:pPr>
+        <w:rPr>
+          <w:rFonts w:ascii="Times New Roman" w:hAnsi="Times New Roman" w:cs="Times New Roman"/>
+          <w:sz w:val="28"/>
+          <w:szCs w:val="28"/>
+        </w:rPr>
+      </w:pPr>
+      <w:r>
+        <w:rPr>
+          <w:rFonts w:ascii="Times New Roman" w:hAnsi="Times New Roman" w:cs="Times New Roman"/>
+          <w:sz w:val="28"/>
+          <w:szCs w:val="28"/>
+        </w:rPr>
+        <w:t>Переменные:</w:t>
+      </w:r>
+    </w:p>
+    <w:p>
+      <w:pPr>
+        <w:pStyle w:val="a7"/>
+        <w:numPr>
+          <w:ilvl w:val="0"/>
+          <w:numId w:val="3"/>
+        </w:numPr>
+        <w:rPr>
+          <w:rFonts w:ascii="Times New Roman" w:hAnsi="Times New Roman" w:cs="Times New Roman"/>
+          <w:sz w:val="28"/>
+          <w:szCs w:val="28"/>
+          <w:lang w:val="en-US"/>
+        </w:rPr>
+      </w:pPr>
+      <w:r>
+        <w:rPr>
+          <w:rFonts w:ascii="Times New Roman" w:hAnsi="Times New Roman" w:cs="Times New Roman"/>
+          <w:sz w:val="28"/>
+          <w:szCs w:val="28"/>
+        </w:rPr>
+        <w:t xml:space="preserve">Game* </w:t>
+      </w:r>
+      <w:proofErr w:type="spellStart"/>
+      <w:r>
+        <w:rPr>
+          <w:rFonts w:ascii="Times New Roman" w:hAnsi="Times New Roman" w:cs="Times New Roman"/>
+          <w:sz w:val="28"/>
+          <w:szCs w:val="28"/>
+        </w:rPr>
+        <w:t>game</w:t>
+      </w:r>
+      <w:proofErr w:type="spellEnd"/>
+      <w:r>
+        <w:rPr>
+          <w:rFonts w:ascii="Times New Roman" w:hAnsi="Times New Roman" w:cs="Times New Roman"/>
+          <w:sz w:val="28"/>
+          <w:szCs w:val="28"/>
+        </w:rPr>
+        <w:t>;</w:t>
+      </w:r>
+      <w:r>
+        <w:rPr>
+          <w:rFonts w:ascii="Times New Roman" w:hAnsi="Times New Roman" w:cs="Times New Roman"/>
+          <w:sz w:val="28"/>
+          <w:szCs w:val="28"/>
+        </w:rPr>
+        <w:t xml:space="preserve"> </w:t>
+      </w:r>
+    </w:p>
+    <w:p>
+      <w:pPr>
+        <w:rPr>
+          <w:rFonts w:ascii="Times New Roman" w:hAnsi="Times New Roman" w:cs="Times New Roman"/>
+          <w:sz w:val="28"/>
+          <w:szCs w:val="28"/>
+          <w:lang w:val="uk-UA"/>
+        </w:rPr>
+      </w:pPr>
+    </w:p>
+    <w:p>
+      <w:pPr>
+        <w:rPr>
+          <w:rFonts w:ascii="Times New Roman" w:hAnsi="Times New Roman" w:cs="Times New Roman"/>
+          <w:sz w:val="28"/>
+          <w:szCs w:val="28"/>
+        </w:rPr>
+      </w:pPr>
+      <w:r>
+        <w:rPr>
+          <w:rFonts w:ascii="Times New Roman" w:hAnsi="Times New Roman" w:cs="Times New Roman"/>
+          <w:sz w:val="28"/>
+          <w:szCs w:val="28"/>
+        </w:rPr>
+        <w:t>Функции:</w:t>
+      </w:r>
+    </w:p>
+    <w:p>
+      <w:pPr>
+        <w:pStyle w:val="a7"/>
+        <w:numPr>
+          <w:ilvl w:val="0"/>
+          <w:numId w:val="1"/>
+        </w:numPr>
+        <w:rPr>
+          <w:rFonts w:ascii="Times New Roman" w:hAnsi="Times New Roman" w:cs="Times New Roman"/>
+          <w:sz w:val="28"/>
+          <w:szCs w:val="28"/>
+          <w:lang w:val="en-US"/>
+        </w:rPr>
+      </w:pPr>
+      <w:proofErr w:type="spellStart"/>
+      <w:r>
+        <w:rPr>
+          <w:rFonts w:ascii="Times New Roman" w:hAnsi="Times New Roman" w:cs="Times New Roman"/>
+          <w:sz w:val="28"/>
+          <w:szCs w:val="28"/>
+        </w:rPr>
+        <w:t>SDL_AppResult</w:t>
+      </w:r>
+      <w:proofErr w:type="spellEnd"/>
+      <w:r>
+        <w:rPr>
+          <w:rFonts w:ascii="Times New Roman" w:hAnsi="Times New Roman" w:cs="Times New Roman"/>
+          <w:sz w:val="28"/>
+          <w:szCs w:val="28"/>
+        </w:rPr>
+        <w:t xml:space="preserve"> </w:t>
+      </w:r>
+      <w:proofErr w:type="spellStart"/>
+      <w:r>
+        <w:rPr>
+          <w:rFonts w:ascii="Times New Roman" w:hAnsi="Times New Roman" w:cs="Times New Roman"/>
+          <w:sz w:val="28"/>
+          <w:szCs w:val="28"/>
+        </w:rPr>
+        <w:t>SDL_</w:t>
+      </w:r>
+      <w:proofErr w:type="gramStart"/>
+      <w:r>
+        <w:rPr>
+          <w:rFonts w:ascii="Times New Roman" w:hAnsi="Times New Roman" w:cs="Times New Roman"/>
+          <w:sz w:val="28"/>
+          <w:szCs w:val="28"/>
+        </w:rPr>
+        <w:t>AppInit</w:t>
+      </w:r>
+      <w:proofErr w:type="spellEnd"/>
+      <w:r>
+        <w:rPr>
+          <w:rFonts w:ascii="Times New Roman" w:hAnsi="Times New Roman" w:cs="Times New Roman"/>
+          <w:sz w:val="28"/>
+          <w:szCs w:val="28"/>
+        </w:rPr>
+        <w:t>(</w:t>
+      </w:r>
+      <w:proofErr w:type="spellStart"/>
+      <w:proofErr w:type="gramEnd"/>
+      <w:r>
+        <w:rPr>
+          <w:rFonts w:ascii="Times New Roman" w:hAnsi="Times New Roman" w:cs="Times New Roman"/>
+          <w:sz w:val="28"/>
+          <w:szCs w:val="28"/>
+        </w:rPr>
+        <w:t>void</w:t>
+      </w:r>
+      <w:proofErr w:type="spellEnd"/>
+      <w:r>
+        <w:rPr>
+          <w:rFonts w:ascii="Times New Roman" w:hAnsi="Times New Roman" w:cs="Times New Roman"/>
+          <w:sz w:val="28"/>
+          <w:szCs w:val="28"/>
+        </w:rPr>
+        <w:t xml:space="preserve">** </w:t>
+      </w:r>
+      <w:proofErr w:type="spellStart"/>
+      <w:r>
+        <w:rPr>
+          <w:rFonts w:ascii="Times New Roman" w:hAnsi="Times New Roman" w:cs="Times New Roman"/>
+          <w:sz w:val="28"/>
+          <w:szCs w:val="28"/>
+        </w:rPr>
+        <w:t>state</w:t>
+      </w:r>
+      <w:proofErr w:type="spellEnd"/>
+      <w:r>
+        <w:rPr>
+          <w:rFonts w:ascii="Times New Roman" w:hAnsi="Times New Roman" w:cs="Times New Roman"/>
+          <w:sz w:val="28"/>
+          <w:szCs w:val="28"/>
+        </w:rPr>
+        <w:t xml:space="preserve">, </w:t>
+      </w:r>
+      <w:proofErr w:type="spellStart"/>
+      <w:r>
+        <w:rPr>
+          <w:rFonts w:ascii="Times New Roman" w:hAnsi="Times New Roman" w:cs="Times New Roman"/>
+          <w:sz w:val="28"/>
+          <w:szCs w:val="28"/>
+        </w:rPr>
+        <w:t>int</w:t>
+      </w:r>
+      <w:proofErr w:type="spellEnd"/>
+      <w:r>
+        <w:rPr>
+          <w:rFonts w:ascii="Times New Roman" w:hAnsi="Times New Roman" w:cs="Times New Roman"/>
+          <w:sz w:val="28"/>
+          <w:szCs w:val="28"/>
+        </w:rPr>
+        <w:t xml:space="preserve"> </w:t>
+      </w:r>
+      <w:proofErr w:type="spellStart"/>
+      <w:r>
+        <w:rPr>
+          <w:rFonts w:ascii="Times New Roman" w:hAnsi="Times New Roman" w:cs="Times New Roman"/>
+          <w:sz w:val="28"/>
+          <w:szCs w:val="28"/>
+        </w:rPr>
+        <w:t>argc</w:t>
+      </w:r>
+      <w:proofErr w:type="spellEnd"/>
+      <w:r>
+        <w:rPr>
+          <w:rFonts w:ascii="Times New Roman" w:hAnsi="Times New Roman" w:cs="Times New Roman"/>
+          <w:sz w:val="28"/>
+          <w:szCs w:val="28"/>
+        </w:rPr>
+        <w:t xml:space="preserve">, </w:t>
+      </w:r>
+      <w:proofErr w:type="spellStart"/>
+      <w:r>
+        <w:rPr>
+          <w:rFonts w:ascii="Times New Roman" w:hAnsi="Times New Roman" w:cs="Times New Roman"/>
+          <w:sz w:val="28"/>
+          <w:szCs w:val="28"/>
+        </w:rPr>
+        <w:t>char</w:t>
+      </w:r>
+      <w:proofErr w:type="spellEnd"/>
+      <w:r>
+        <w:rPr>
+          <w:rFonts w:ascii="Times New Roman" w:hAnsi="Times New Roman" w:cs="Times New Roman"/>
+          <w:sz w:val="28"/>
+          <w:szCs w:val="28"/>
+        </w:rPr>
+        <w:t xml:space="preserve">* </w:t>
+      </w:r>
+      <w:proofErr w:type="spellStart"/>
+      <w:r>
+        <w:rPr>
+          <w:rFonts w:ascii="Times New Roman" w:hAnsi="Times New Roman" w:cs="Times New Roman"/>
+          <w:sz w:val="28"/>
+          <w:szCs w:val="28"/>
+        </w:rPr>
+        <w:t>argv</w:t>
+      </w:r>
+      <w:proofErr w:type="spellEnd"/>
+      <w:r>
+        <w:rPr>
+          <w:rFonts w:ascii="Times New Roman" w:hAnsi="Times New Roman" w:cs="Times New Roman"/>
+          <w:sz w:val="28"/>
+          <w:szCs w:val="28"/>
+        </w:rPr>
+        <w:t>[])</w:t>
+      </w:r>
+      <w:r>
+        <w:rPr>
+          <w:rFonts w:ascii="Times New Roman" w:hAnsi="Times New Roman" w:cs="Times New Roman"/>
+          <w:sz w:val="28"/>
+          <w:szCs w:val="28"/>
+          <w:lang w:val="en-US"/>
+        </w:rPr>
+        <w:t xml:space="preserve"> – </w:t>
+      </w:r>
+      <w:r>
+        <w:rPr>
+          <w:rFonts w:ascii="Times New Roman" w:hAnsi="Times New Roman" w:cs="Times New Roman"/>
+          <w:sz w:val="28"/>
+          <w:szCs w:val="28"/>
+        </w:rPr>
+        <w:t xml:space="preserve">Функция вызывается при запуске игры (обязательная для </w:t>
+      </w:r>
+      <w:r>
+        <w:rPr>
+          <w:rFonts w:ascii="Times New Roman" w:hAnsi="Times New Roman" w:cs="Times New Roman"/>
+          <w:sz w:val="28"/>
+          <w:szCs w:val="28"/>
+        </w:rPr>
+        <w:t>игры</w:t>
+      </w:r>
+      <w:r>
+        <w:rPr>
+          <w:rFonts w:ascii="Times New Roman" w:hAnsi="Times New Roman" w:cs="Times New Roman"/>
+          <w:sz w:val="28"/>
+          <w:szCs w:val="28"/>
+        </w:rPr>
+        <w:t>)</w:t>
+      </w:r>
+    </w:p>
+    <w:p>
+      <w:pPr>
+        <w:pStyle w:val="a7"/>
+        <w:numPr>
+          <w:ilvl w:val="0"/>
+          <w:numId w:val="1"/>
+        </w:numPr>
+        <w:rPr>
+          <w:rFonts w:ascii="Times New Roman" w:hAnsi="Times New Roman" w:cs="Times New Roman"/>
+          <w:sz w:val="28"/>
+          <w:szCs w:val="28"/>
+          <w:lang w:val="en-US"/>
+        </w:rPr>
+      </w:pPr>
+      <w:proofErr w:type="spellStart"/>
+      <w:r>
+        <w:rPr>
+          <w:rFonts w:ascii="Times New Roman" w:hAnsi="Times New Roman" w:cs="Times New Roman"/>
+          <w:sz w:val="28"/>
+          <w:szCs w:val="28"/>
+        </w:rPr>
+        <w:t>SDL_AppResult</w:t>
+      </w:r>
+      <w:proofErr w:type="spellEnd"/>
+      <w:r>
+        <w:rPr>
+          <w:rFonts w:ascii="Times New Roman" w:hAnsi="Times New Roman" w:cs="Times New Roman"/>
+          <w:sz w:val="28"/>
+          <w:szCs w:val="28"/>
+        </w:rPr>
+        <w:t xml:space="preserve"> </w:t>
+      </w:r>
+      <w:proofErr w:type="spellStart"/>
+      <w:r>
+        <w:rPr>
+          <w:rFonts w:ascii="Times New Roman" w:hAnsi="Times New Roman" w:cs="Times New Roman"/>
+          <w:sz w:val="28"/>
+          <w:szCs w:val="28"/>
+        </w:rPr>
+        <w:t>SDL_</w:t>
+      </w:r>
+      <w:proofErr w:type="gramStart"/>
+      <w:r>
+        <w:rPr>
+          <w:rFonts w:ascii="Times New Roman" w:hAnsi="Times New Roman" w:cs="Times New Roman"/>
+          <w:sz w:val="28"/>
+          <w:szCs w:val="28"/>
+        </w:rPr>
+        <w:t>AppEvent</w:t>
+      </w:r>
+      <w:proofErr w:type="spellEnd"/>
+      <w:r>
+        <w:rPr>
+          <w:rFonts w:ascii="Times New Roman" w:hAnsi="Times New Roman" w:cs="Times New Roman"/>
+          <w:sz w:val="28"/>
+          <w:szCs w:val="28"/>
+        </w:rPr>
+        <w:t>(</w:t>
+      </w:r>
+      <w:proofErr w:type="spellStart"/>
+      <w:proofErr w:type="gramEnd"/>
+      <w:r>
+        <w:rPr>
+          <w:rFonts w:ascii="Times New Roman" w:hAnsi="Times New Roman" w:cs="Times New Roman"/>
+          <w:sz w:val="28"/>
+          <w:szCs w:val="28"/>
+        </w:rPr>
+        <w:t>void</w:t>
+      </w:r>
+      <w:proofErr w:type="spellEnd"/>
+      <w:r>
+        <w:rPr>
+          <w:rFonts w:ascii="Times New Roman" w:hAnsi="Times New Roman" w:cs="Times New Roman"/>
+          <w:sz w:val="28"/>
+          <w:szCs w:val="28"/>
+        </w:rPr>
+        <w:t xml:space="preserve">* </w:t>
+      </w:r>
+      <w:proofErr w:type="spellStart"/>
+      <w:r>
+        <w:rPr>
+          <w:rFonts w:ascii="Times New Roman" w:hAnsi="Times New Roman" w:cs="Times New Roman"/>
+          <w:sz w:val="28"/>
+          <w:szCs w:val="28"/>
+        </w:rPr>
+        <w:t>appstate</w:t>
+      </w:r>
+      <w:proofErr w:type="spellEnd"/>
+      <w:r>
+        <w:rPr>
+          <w:rFonts w:ascii="Times New Roman" w:hAnsi="Times New Roman" w:cs="Times New Roman"/>
+          <w:sz w:val="28"/>
+          <w:szCs w:val="28"/>
+        </w:rPr>
+        <w:t xml:space="preserve">, </w:t>
+      </w:r>
+      <w:proofErr w:type="spellStart"/>
+      <w:r>
+        <w:rPr>
+          <w:rFonts w:ascii="Times New Roman" w:hAnsi="Times New Roman" w:cs="Times New Roman"/>
+          <w:sz w:val="28"/>
+          <w:szCs w:val="28"/>
+        </w:rPr>
+        <w:t>SDL_Event</w:t>
+      </w:r>
+      <w:proofErr w:type="spellEnd"/>
+      <w:r>
+        <w:rPr>
+          <w:rFonts w:ascii="Times New Roman" w:hAnsi="Times New Roman" w:cs="Times New Roman"/>
+          <w:sz w:val="28"/>
+          <w:szCs w:val="28"/>
+        </w:rPr>
+        <w:t xml:space="preserve">* </w:t>
+      </w:r>
+      <w:proofErr w:type="spellStart"/>
+      <w:r>
+        <w:rPr>
+          <w:rFonts w:ascii="Times New Roman" w:hAnsi="Times New Roman" w:cs="Times New Roman"/>
+          <w:sz w:val="28"/>
+          <w:szCs w:val="28"/>
+        </w:rPr>
+        <w:t>event</w:t>
+      </w:r>
+      <w:proofErr w:type="spellEnd"/>
+      <w:r>
+        <w:rPr>
+          <w:rFonts w:ascii="Times New Roman" w:hAnsi="Times New Roman" w:cs="Times New Roman"/>
+          <w:sz w:val="28"/>
+          <w:szCs w:val="28"/>
+        </w:rPr>
+        <w:t>)</w:t>
+      </w:r>
+      <w:r>
+        <w:rPr>
+          <w:rFonts w:ascii="Times New Roman" w:hAnsi="Times New Roman" w:cs="Times New Roman"/>
+          <w:sz w:val="28"/>
+          <w:szCs w:val="28"/>
+        </w:rPr>
+        <w:t xml:space="preserve"> – Функция вызывается при нажатие на клавиатуру (обязательная для </w:t>
+      </w:r>
+      <w:r>
+        <w:rPr>
+          <w:rFonts w:ascii="Times New Roman" w:hAnsi="Times New Roman" w:cs="Times New Roman"/>
+          <w:sz w:val="28"/>
+          <w:szCs w:val="28"/>
+        </w:rPr>
+        <w:t>игры</w:t>
+      </w:r>
+      <w:r>
+        <w:rPr>
+          <w:rFonts w:ascii="Times New Roman" w:hAnsi="Times New Roman" w:cs="Times New Roman"/>
+          <w:sz w:val="28"/>
+          <w:szCs w:val="28"/>
+        </w:rPr>
+        <w:t>)</w:t>
+      </w:r>
+    </w:p>
+    <w:p>
+      <w:pPr>
+        <w:pStyle w:val="a7"/>
+        <w:numPr>
+          <w:ilvl w:val="0"/>
+          <w:numId w:val="1"/>
+        </w:numPr>
+        <w:rPr>
+          <w:rFonts w:ascii="Times New Roman" w:hAnsi="Times New Roman" w:cs="Times New Roman"/>
+          <w:sz w:val="28"/>
+          <w:szCs w:val="28"/>
+          <w:lang w:val="en-US"/>
+        </w:rPr>
+      </w:pPr>
+      <w:proofErr w:type="spellStart"/>
+      <w:r>
+        <w:rPr>
+          <w:rFonts w:ascii="Times New Roman" w:hAnsi="Times New Roman" w:cs="Times New Roman"/>
+          <w:sz w:val="28"/>
+          <w:szCs w:val="28"/>
+        </w:rPr>
         <w:lastRenderedPageBreak/>
-        <w:t>SceneManager</w:t>
-      </w:r>
-      <w:proofErr w:type="spellEnd"/>
-      <w:r>
-        <w:rPr>
-          <w:rFonts w:ascii="Times New Roman" w:hAnsi="Times New Roman" w:cs="Times New Roman"/>
-          <w:sz w:val="28"/>
-          <w:szCs w:val="28"/>
-          <w:lang w:val="en-US"/>
-        </w:rPr>
-        <w:t xml:space="preserve"> – </w:t>
-      </w:r>
-      <w:r>
-        <w:rPr>
-          <w:rFonts w:ascii="Times New Roman" w:hAnsi="Times New Roman" w:cs="Times New Roman"/>
-          <w:sz w:val="28"/>
-          <w:szCs w:val="28"/>
-        </w:rPr>
-        <w:t xml:space="preserve">содержит в себе все </w:t>
-      </w:r>
-      <w:r>
-        <w:rPr>
-          <w:rFonts w:ascii="Times New Roman" w:hAnsi="Times New Roman" w:cs="Times New Roman"/>
-          <w:sz w:val="28"/>
-          <w:szCs w:val="28"/>
-          <w:lang w:val="en-US"/>
-        </w:rPr>
-        <w:t xml:space="preserve">scene </w:t>
-      </w:r>
-      <w:r>
-        <w:rPr>
-          <w:rFonts w:ascii="Times New Roman" w:hAnsi="Times New Roman" w:cs="Times New Roman"/>
-          <w:sz w:val="28"/>
-          <w:szCs w:val="28"/>
-        </w:rPr>
-        <w:t>и вызывает нужные.</w:t>
-      </w:r>
-    </w:p>
-    <w:p>
-      <w:pPr>
-        <w:rPr>
-          <w:rFonts w:ascii="Times New Roman" w:hAnsi="Times New Roman" w:cs="Times New Roman"/>
-          <w:sz w:val="28"/>
-          <w:szCs w:val="28"/>
-        </w:rPr>
-      </w:pPr>
-    </w:p>
-    <w:p>
-      <w:pPr>
-        <w:rPr>
-          <w:rFonts w:ascii="Times New Roman" w:hAnsi="Times New Roman" w:cs="Times New Roman"/>
-          <w:sz w:val="28"/>
-          <w:szCs w:val="28"/>
-        </w:rPr>
-      </w:pPr>
-      <w:proofErr w:type="spellStart"/>
-      <w:r>
-        <w:rPr>
-          <w:rFonts w:ascii="Times New Roman" w:hAnsi="Times New Roman" w:cs="Times New Roman"/>
-          <w:sz w:val="28"/>
-          <w:szCs w:val="28"/>
-          <w:lang w:val="en-US"/>
-        </w:rPr>
-        <w:t>MapLoader</w:t>
-      </w:r>
-      <w:proofErr w:type="spellEnd"/>
-      <w:r>
-        <w:rPr>
-          <w:rFonts w:ascii="Times New Roman" w:hAnsi="Times New Roman" w:cs="Times New Roman"/>
-          <w:sz w:val="28"/>
-          <w:szCs w:val="28"/>
-          <w:lang w:val="en-US"/>
-        </w:rPr>
-        <w:t xml:space="preserve"> – </w:t>
-      </w:r>
-      <w:r>
-        <w:rPr>
-          <w:rFonts w:ascii="Times New Roman" w:hAnsi="Times New Roman" w:cs="Times New Roman"/>
-          <w:sz w:val="28"/>
-          <w:szCs w:val="28"/>
-        </w:rPr>
-        <w:t>отвечает за загрузку информации об битве.</w:t>
-      </w:r>
-    </w:p>
-    <w:p>
-      <w:pPr>
-        <w:rPr>
-          <w:rFonts w:ascii="Times New Roman" w:hAnsi="Times New Roman" w:cs="Times New Roman"/>
-          <w:sz w:val="28"/>
-          <w:szCs w:val="28"/>
-          <w:lang w:val="en-US"/>
-        </w:rPr>
-      </w:pPr>
-      <w:proofErr w:type="spellStart"/>
-      <w:r>
-        <w:rPr>
-          <w:rFonts w:ascii="Times New Roman" w:hAnsi="Times New Roman" w:cs="Times New Roman"/>
-          <w:sz w:val="28"/>
-          <w:szCs w:val="28"/>
-          <w:lang w:val="en-US"/>
-        </w:rPr>
-        <w:t>ProgressSL</w:t>
-      </w:r>
-      <w:proofErr w:type="spellEnd"/>
-      <w:r>
-        <w:rPr>
-          <w:rFonts w:ascii="Times New Roman" w:hAnsi="Times New Roman" w:cs="Times New Roman"/>
-          <w:sz w:val="28"/>
-          <w:szCs w:val="28"/>
-          <w:lang w:val="en-US"/>
-        </w:rPr>
-        <w:t xml:space="preserve"> – </w:t>
-      </w:r>
-      <w:r>
-        <w:rPr>
-          <w:rFonts w:ascii="Times New Roman" w:hAnsi="Times New Roman" w:cs="Times New Roman"/>
-          <w:sz w:val="28"/>
-          <w:szCs w:val="28"/>
-        </w:rPr>
-        <w:t>отвечает за сохранение прогресса и выгружает его</w:t>
-      </w:r>
-      <w:r>
-        <w:rPr>
-          <w:rFonts w:ascii="Times New Roman" w:hAnsi="Times New Roman" w:cs="Times New Roman"/>
-          <w:sz w:val="28"/>
-          <w:szCs w:val="28"/>
-          <w:lang w:val="en-US"/>
-        </w:rPr>
-        <w:t>.</w:t>
+        <w:t>SDL_AppResult</w:t>
+      </w:r>
+      <w:proofErr w:type="spellEnd"/>
+      <w:r>
+        <w:rPr>
+          <w:rFonts w:ascii="Times New Roman" w:hAnsi="Times New Roman" w:cs="Times New Roman"/>
+          <w:sz w:val="28"/>
+          <w:szCs w:val="28"/>
+        </w:rPr>
+        <w:t xml:space="preserve"> </w:t>
+      </w:r>
+      <w:proofErr w:type="spellStart"/>
+      <w:r>
+        <w:rPr>
+          <w:rFonts w:ascii="Times New Roman" w:hAnsi="Times New Roman" w:cs="Times New Roman"/>
+          <w:sz w:val="28"/>
+          <w:szCs w:val="28"/>
+        </w:rPr>
+        <w:t>SDL_</w:t>
+      </w:r>
+      <w:proofErr w:type="gramStart"/>
+      <w:r>
+        <w:rPr>
+          <w:rFonts w:ascii="Times New Roman" w:hAnsi="Times New Roman" w:cs="Times New Roman"/>
+          <w:sz w:val="28"/>
+          <w:szCs w:val="28"/>
+        </w:rPr>
+        <w:t>AppIterate</w:t>
+      </w:r>
+      <w:proofErr w:type="spellEnd"/>
+      <w:r>
+        <w:rPr>
+          <w:rFonts w:ascii="Times New Roman" w:hAnsi="Times New Roman" w:cs="Times New Roman"/>
+          <w:sz w:val="28"/>
+          <w:szCs w:val="28"/>
+        </w:rPr>
+        <w:t>(</w:t>
+      </w:r>
+      <w:proofErr w:type="spellStart"/>
+      <w:proofErr w:type="gramEnd"/>
+      <w:r>
+        <w:rPr>
+          <w:rFonts w:ascii="Times New Roman" w:hAnsi="Times New Roman" w:cs="Times New Roman"/>
+          <w:sz w:val="28"/>
+          <w:szCs w:val="28"/>
+        </w:rPr>
+        <w:t>void</w:t>
+      </w:r>
+      <w:proofErr w:type="spellEnd"/>
+      <w:r>
+        <w:rPr>
+          <w:rFonts w:ascii="Times New Roman" w:hAnsi="Times New Roman" w:cs="Times New Roman"/>
+          <w:sz w:val="28"/>
+          <w:szCs w:val="28"/>
+        </w:rPr>
+        <w:t xml:space="preserve">* </w:t>
+      </w:r>
+      <w:proofErr w:type="spellStart"/>
+      <w:r>
+        <w:rPr>
+          <w:rFonts w:ascii="Times New Roman" w:hAnsi="Times New Roman" w:cs="Times New Roman"/>
+          <w:sz w:val="28"/>
+          <w:szCs w:val="28"/>
+        </w:rPr>
+        <w:t>state</w:t>
+      </w:r>
+      <w:proofErr w:type="spellEnd"/>
+      <w:r>
+        <w:rPr>
+          <w:rFonts w:ascii="Times New Roman" w:hAnsi="Times New Roman" w:cs="Times New Roman"/>
+          <w:sz w:val="28"/>
+          <w:szCs w:val="28"/>
+        </w:rPr>
+        <w:t>)</w:t>
+      </w:r>
+      <w:r>
+        <w:rPr>
+          <w:rFonts w:ascii="Times New Roman" w:hAnsi="Times New Roman" w:cs="Times New Roman"/>
+          <w:sz w:val="28"/>
+          <w:szCs w:val="28"/>
+        </w:rPr>
+        <w:t xml:space="preserve"> – Функция вызывается постоянно, бесконечный цикл игры (обязательная для </w:t>
+      </w:r>
+      <w:r>
+        <w:rPr>
+          <w:rFonts w:ascii="Times New Roman" w:hAnsi="Times New Roman" w:cs="Times New Roman"/>
+          <w:sz w:val="28"/>
+          <w:szCs w:val="28"/>
+        </w:rPr>
+        <w:t>игры</w:t>
+      </w:r>
+      <w:r>
+        <w:rPr>
+          <w:rFonts w:ascii="Times New Roman" w:hAnsi="Times New Roman" w:cs="Times New Roman"/>
+          <w:sz w:val="28"/>
+          <w:szCs w:val="28"/>
+        </w:rPr>
+        <w:t>)</w:t>
+      </w:r>
+    </w:p>
+    <w:p>
+      <w:pPr>
+        <w:pStyle w:val="a7"/>
+        <w:numPr>
+          <w:ilvl w:val="0"/>
+          <w:numId w:val="1"/>
+        </w:numPr>
+        <w:rPr>
+          <w:rFonts w:ascii="Times New Roman" w:hAnsi="Times New Roman" w:cs="Times New Roman"/>
+          <w:sz w:val="28"/>
+          <w:szCs w:val="28"/>
+          <w:lang w:val="en-US"/>
+        </w:rPr>
+      </w:pPr>
+      <w:proofErr w:type="spellStart"/>
+      <w:r>
+        <w:rPr>
+          <w:rFonts w:ascii="Times New Roman" w:hAnsi="Times New Roman" w:cs="Times New Roman"/>
+          <w:sz w:val="28"/>
+          <w:szCs w:val="28"/>
+        </w:rPr>
+        <w:t>void</w:t>
+      </w:r>
+      <w:proofErr w:type="spellEnd"/>
+      <w:r>
+        <w:rPr>
+          <w:rFonts w:ascii="Times New Roman" w:hAnsi="Times New Roman" w:cs="Times New Roman"/>
+          <w:sz w:val="28"/>
+          <w:szCs w:val="28"/>
+        </w:rPr>
+        <w:t xml:space="preserve"> </w:t>
+      </w:r>
+      <w:proofErr w:type="spellStart"/>
+      <w:r>
+        <w:rPr>
+          <w:rFonts w:ascii="Times New Roman" w:hAnsi="Times New Roman" w:cs="Times New Roman"/>
+          <w:sz w:val="28"/>
+          <w:szCs w:val="28"/>
+        </w:rPr>
+        <w:t>SDL_</w:t>
+      </w:r>
+      <w:proofErr w:type="gramStart"/>
+      <w:r>
+        <w:rPr>
+          <w:rFonts w:ascii="Times New Roman" w:hAnsi="Times New Roman" w:cs="Times New Roman"/>
+          <w:sz w:val="28"/>
+          <w:szCs w:val="28"/>
+        </w:rPr>
+        <w:t>AppQuit</w:t>
+      </w:r>
+      <w:proofErr w:type="spellEnd"/>
+      <w:r>
+        <w:rPr>
+          <w:rFonts w:ascii="Times New Roman" w:hAnsi="Times New Roman" w:cs="Times New Roman"/>
+          <w:sz w:val="28"/>
+          <w:szCs w:val="28"/>
+        </w:rPr>
+        <w:t>(</w:t>
+      </w:r>
+      <w:proofErr w:type="spellStart"/>
+      <w:proofErr w:type="gramEnd"/>
+      <w:r>
+        <w:rPr>
+          <w:rFonts w:ascii="Times New Roman" w:hAnsi="Times New Roman" w:cs="Times New Roman"/>
+          <w:sz w:val="28"/>
+          <w:szCs w:val="28"/>
+        </w:rPr>
+        <w:t>void</w:t>
+      </w:r>
+      <w:proofErr w:type="spellEnd"/>
+      <w:r>
+        <w:rPr>
+          <w:rFonts w:ascii="Times New Roman" w:hAnsi="Times New Roman" w:cs="Times New Roman"/>
+          <w:sz w:val="28"/>
+          <w:szCs w:val="28"/>
+        </w:rPr>
+        <w:t xml:space="preserve">* </w:t>
+      </w:r>
+      <w:proofErr w:type="spellStart"/>
+      <w:r>
+        <w:rPr>
+          <w:rFonts w:ascii="Times New Roman" w:hAnsi="Times New Roman" w:cs="Times New Roman"/>
+          <w:sz w:val="28"/>
+          <w:szCs w:val="28"/>
+        </w:rPr>
+        <w:t>appstate</w:t>
+      </w:r>
+      <w:proofErr w:type="spellEnd"/>
+      <w:r>
+        <w:rPr>
+          <w:rFonts w:ascii="Times New Roman" w:hAnsi="Times New Roman" w:cs="Times New Roman"/>
+          <w:sz w:val="28"/>
+          <w:szCs w:val="28"/>
+        </w:rPr>
+        <w:t xml:space="preserve">, </w:t>
+      </w:r>
+      <w:proofErr w:type="spellStart"/>
+      <w:r>
+        <w:rPr>
+          <w:rFonts w:ascii="Times New Roman" w:hAnsi="Times New Roman" w:cs="Times New Roman"/>
+          <w:sz w:val="28"/>
+          <w:szCs w:val="28"/>
+        </w:rPr>
+        <w:t>SDL_AppResult</w:t>
+      </w:r>
+      <w:proofErr w:type="spellEnd"/>
+      <w:r>
+        <w:rPr>
+          <w:rFonts w:ascii="Times New Roman" w:hAnsi="Times New Roman" w:cs="Times New Roman"/>
+          <w:sz w:val="28"/>
+          <w:szCs w:val="28"/>
+        </w:rPr>
+        <w:t xml:space="preserve"> </w:t>
+      </w:r>
+      <w:proofErr w:type="spellStart"/>
+      <w:r>
+        <w:rPr>
+          <w:rFonts w:ascii="Times New Roman" w:hAnsi="Times New Roman" w:cs="Times New Roman"/>
+          <w:sz w:val="28"/>
+          <w:szCs w:val="28"/>
+        </w:rPr>
+        <w:t>result</w:t>
+      </w:r>
+      <w:proofErr w:type="spellEnd"/>
+      <w:r>
+        <w:rPr>
+          <w:rFonts w:ascii="Times New Roman" w:hAnsi="Times New Roman" w:cs="Times New Roman"/>
+          <w:sz w:val="28"/>
+          <w:szCs w:val="28"/>
+        </w:rPr>
+        <w:t>)</w:t>
+      </w:r>
+      <w:r>
+        <w:rPr>
+          <w:rFonts w:ascii="Times New Roman" w:hAnsi="Times New Roman" w:cs="Times New Roman"/>
+          <w:sz w:val="28"/>
+          <w:szCs w:val="28"/>
+        </w:rPr>
+        <w:t xml:space="preserve"> – Функция вызывается про закрытие игры, очищаем память (обязательная для игры)</w:t>
+      </w:r>
+    </w:p>
+    <w:p>
+      <w:pPr>
+        <w:rPr>
+          <w:rFonts w:ascii="Times New Roman" w:hAnsi="Times New Roman" w:cs="Times New Roman"/>
+          <w:sz w:val="28"/>
+          <w:szCs w:val="28"/>
+          <w:lang w:val="en-US"/>
+        </w:rPr>
+      </w:pPr>
+    </w:p>
+    <w:p>
+      <w:pPr>
+        <w:rPr>
+          <w:rFonts w:ascii="Times New Roman" w:hAnsi="Times New Roman" w:cs="Times New Roman"/>
+          <w:sz w:val="28"/>
+          <w:szCs w:val="28"/>
+          <w:lang w:val="en-US"/>
+        </w:rPr>
+      </w:pPr>
+    </w:p>
+    <w:p>
+      <w:pPr>
+        <w:rPr>
+          <w:rFonts w:ascii="Times New Roman" w:hAnsi="Times New Roman" w:cs="Times New Roman"/>
+          <w:b/>
+          <w:bCs/>
+          <w:sz w:val="28"/>
+          <w:szCs w:val="28"/>
+          <w:u w:val="single"/>
+          <w:lang w:val="en-US"/>
+        </w:rPr>
+      </w:pPr>
+      <w:r>
+        <w:rPr>
+          <w:rFonts w:ascii="Times New Roman" w:hAnsi="Times New Roman" w:cs="Times New Roman"/>
+          <w:b/>
+          <w:bCs/>
+          <w:sz w:val="28"/>
+          <w:szCs w:val="28"/>
+          <w:u w:val="single"/>
+          <w:lang w:val="en-US"/>
+        </w:rPr>
+        <w:t>Game</w:t>
+      </w:r>
+      <w:r>
+        <w:rPr>
+          <w:rFonts w:ascii="Times New Roman" w:hAnsi="Times New Roman" w:cs="Times New Roman"/>
+          <w:b/>
+          <w:bCs/>
+          <w:sz w:val="28"/>
+          <w:szCs w:val="28"/>
+          <w:u w:val="single"/>
+          <w:lang w:val="en-US"/>
+        </w:rPr>
+        <w:t>:</w:t>
+      </w:r>
+    </w:p>
+    <w:p>
+      <w:pPr>
+        <w:rPr>
+          <w:rFonts w:ascii="Times New Roman" w:hAnsi="Times New Roman" w:cs="Times New Roman"/>
+          <w:sz w:val="28"/>
+          <w:szCs w:val="28"/>
+        </w:rPr>
+      </w:pPr>
+      <w:r>
+        <w:rPr>
+          <w:rFonts w:ascii="Times New Roman" w:hAnsi="Times New Roman" w:cs="Times New Roman"/>
+          <w:sz w:val="28"/>
+          <w:szCs w:val="28"/>
+        </w:rPr>
+        <w:t>Библиотеки:</w:t>
+      </w:r>
+    </w:p>
+    <w:p>
+      <w:pPr>
+        <w:pStyle w:val="a7"/>
+        <w:numPr>
+          <w:ilvl w:val="0"/>
+          <w:numId w:val="5"/>
+        </w:numPr>
+        <w:rPr>
+          <w:rFonts w:ascii="Times New Roman" w:hAnsi="Times New Roman" w:cs="Times New Roman"/>
+          <w:sz w:val="28"/>
+          <w:szCs w:val="28"/>
+        </w:rPr>
+      </w:pPr>
+      <w:r>
+        <w:rPr>
+          <w:rFonts w:ascii="Times New Roman" w:hAnsi="Times New Roman" w:cs="Times New Roman"/>
+          <w:sz w:val="28"/>
+          <w:szCs w:val="28"/>
+        </w:rPr>
+        <w:t>#include &lt;SDL3/</w:t>
+      </w:r>
+      <w:proofErr w:type="spellStart"/>
+      <w:r>
+        <w:rPr>
+          <w:rFonts w:ascii="Times New Roman" w:hAnsi="Times New Roman" w:cs="Times New Roman"/>
+          <w:sz w:val="28"/>
+          <w:szCs w:val="28"/>
+        </w:rPr>
+        <w:t>SDL.h</w:t>
+      </w:r>
+      <w:proofErr w:type="spellEnd"/>
+      <w:r>
+        <w:rPr>
+          <w:rFonts w:ascii="Times New Roman" w:hAnsi="Times New Roman" w:cs="Times New Roman"/>
+          <w:sz w:val="28"/>
+          <w:szCs w:val="28"/>
+        </w:rPr>
+        <w:t>&gt;</w:t>
+      </w:r>
+    </w:p>
+    <w:p>
+      <w:pPr>
+        <w:pStyle w:val="a7"/>
+        <w:numPr>
+          <w:ilvl w:val="0"/>
+          <w:numId w:val="5"/>
+        </w:numPr>
+        <w:rPr>
+          <w:rFonts w:ascii="Times New Roman" w:hAnsi="Times New Roman" w:cs="Times New Roman"/>
+          <w:sz w:val="28"/>
+          <w:szCs w:val="28"/>
+        </w:rPr>
+      </w:pPr>
+      <w:r>
+        <w:rPr>
+          <w:rFonts w:ascii="Times New Roman" w:hAnsi="Times New Roman" w:cs="Times New Roman"/>
+          <w:sz w:val="28"/>
+          <w:szCs w:val="28"/>
+        </w:rPr>
+        <w:t>#include "</w:t>
+      </w:r>
+      <w:proofErr w:type="spellStart"/>
+      <w:r>
+        <w:rPr>
+          <w:rFonts w:ascii="Times New Roman" w:hAnsi="Times New Roman" w:cs="Times New Roman"/>
+          <w:sz w:val="28"/>
+          <w:szCs w:val="28"/>
+        </w:rPr>
+        <w:t>Battle.h</w:t>
+      </w:r>
+      <w:proofErr w:type="spellEnd"/>
+      <w:r>
+        <w:rPr>
+          <w:rFonts w:ascii="Times New Roman" w:hAnsi="Times New Roman" w:cs="Times New Roman"/>
+          <w:sz w:val="28"/>
+          <w:szCs w:val="28"/>
+        </w:rPr>
+        <w:t>"</w:t>
+      </w:r>
+    </w:p>
+    <w:p>
+      <w:pPr>
+        <w:pStyle w:val="a7"/>
+        <w:numPr>
+          <w:ilvl w:val="0"/>
+          <w:numId w:val="5"/>
+        </w:numPr>
+        <w:rPr>
+          <w:rFonts w:ascii="Times New Roman" w:hAnsi="Times New Roman" w:cs="Times New Roman"/>
+          <w:sz w:val="28"/>
+          <w:szCs w:val="28"/>
+        </w:rPr>
+      </w:pPr>
+      <w:r>
+        <w:rPr>
+          <w:rFonts w:ascii="Times New Roman" w:hAnsi="Times New Roman" w:cs="Times New Roman"/>
+          <w:sz w:val="28"/>
+          <w:szCs w:val="28"/>
+        </w:rPr>
+        <w:t>#include "</w:t>
+      </w:r>
+      <w:proofErr w:type="spellStart"/>
+      <w:r>
+        <w:rPr>
+          <w:rFonts w:ascii="Times New Roman" w:hAnsi="Times New Roman" w:cs="Times New Roman"/>
+          <w:sz w:val="28"/>
+          <w:szCs w:val="28"/>
+        </w:rPr>
+        <w:t>InputHandler.h</w:t>
+      </w:r>
+      <w:proofErr w:type="spellEnd"/>
+      <w:r>
+        <w:rPr>
+          <w:rFonts w:ascii="Times New Roman" w:hAnsi="Times New Roman" w:cs="Times New Roman"/>
+          <w:sz w:val="28"/>
+          <w:szCs w:val="28"/>
+        </w:rPr>
+        <w:t>"</w:t>
+      </w:r>
+    </w:p>
+    <w:p>
+      <w:pPr>
+        <w:pStyle w:val="a7"/>
+        <w:numPr>
+          <w:ilvl w:val="0"/>
+          <w:numId w:val="5"/>
+        </w:numPr>
+        <w:rPr>
+          <w:rFonts w:ascii="Times New Roman" w:hAnsi="Times New Roman" w:cs="Times New Roman"/>
+          <w:sz w:val="28"/>
+          <w:szCs w:val="28"/>
+        </w:rPr>
+      </w:pPr>
+      <w:r>
+        <w:rPr>
+          <w:rFonts w:ascii="Times New Roman" w:hAnsi="Times New Roman" w:cs="Times New Roman"/>
+          <w:sz w:val="28"/>
+          <w:szCs w:val="28"/>
+        </w:rPr>
+        <w:t>#include "</w:t>
+      </w:r>
+      <w:proofErr w:type="spellStart"/>
+      <w:r>
+        <w:rPr>
+          <w:rFonts w:ascii="Times New Roman" w:hAnsi="Times New Roman" w:cs="Times New Roman"/>
+          <w:sz w:val="28"/>
+          <w:szCs w:val="28"/>
+        </w:rPr>
+        <w:t>Player.h</w:t>
+      </w:r>
+      <w:proofErr w:type="spellEnd"/>
+      <w:r>
+        <w:rPr>
+          <w:rFonts w:ascii="Times New Roman" w:hAnsi="Times New Roman" w:cs="Times New Roman"/>
+          <w:sz w:val="28"/>
+          <w:szCs w:val="28"/>
+        </w:rPr>
+        <w:t>"</w:t>
+      </w:r>
+    </w:p>
+    <w:p>
+      <w:pPr>
+        <w:ind w:left="360"/>
+        <w:rPr>
+          <w:rFonts w:ascii="Times New Roman" w:hAnsi="Times New Roman" w:cs="Times New Roman"/>
+          <w:sz w:val="28"/>
+          <w:szCs w:val="28"/>
+          <w:lang w:val="en-US"/>
+        </w:rPr>
+      </w:pPr>
+    </w:p>
+    <w:p>
+      <w:pPr>
+        <w:rPr>
+          <w:rFonts w:ascii="Times New Roman" w:hAnsi="Times New Roman" w:cs="Times New Roman"/>
+          <w:sz w:val="28"/>
+          <w:szCs w:val="28"/>
+          <w:lang w:val="en-US"/>
+        </w:rPr>
+      </w:pPr>
+      <w:r>
+        <w:rPr>
+          <w:rFonts w:ascii="Times New Roman" w:hAnsi="Times New Roman" w:cs="Times New Roman"/>
+          <w:sz w:val="28"/>
+          <w:szCs w:val="28"/>
+        </w:rPr>
+        <w:t>Переменные:</w:t>
+      </w:r>
+    </w:p>
+    <w:p>
+      <w:pPr>
+        <w:rPr>
+          <w:rFonts w:ascii="Times New Roman" w:hAnsi="Times New Roman" w:cs="Times New Roman"/>
+          <w:sz w:val="28"/>
+          <w:szCs w:val="28"/>
+        </w:rPr>
+      </w:pPr>
+      <w:proofErr w:type="spellStart"/>
+      <w:r>
+        <w:rPr>
+          <w:rFonts w:ascii="Times New Roman" w:hAnsi="Times New Roman" w:cs="Times New Roman"/>
+          <w:sz w:val="28"/>
+          <w:szCs w:val="28"/>
+        </w:rPr>
+        <w:t>SDL_Window</w:t>
+      </w:r>
+      <w:proofErr w:type="spellEnd"/>
+      <w:r>
+        <w:rPr>
+          <w:rFonts w:ascii="Times New Roman" w:hAnsi="Times New Roman" w:cs="Times New Roman"/>
+          <w:sz w:val="28"/>
+          <w:szCs w:val="28"/>
+        </w:rPr>
+        <w:t xml:space="preserve">* </w:t>
+      </w:r>
+      <w:proofErr w:type="spellStart"/>
+      <w:r>
+        <w:rPr>
+          <w:rFonts w:ascii="Times New Roman" w:hAnsi="Times New Roman" w:cs="Times New Roman"/>
+          <w:sz w:val="28"/>
+          <w:szCs w:val="28"/>
+        </w:rPr>
+        <w:t>window</w:t>
+      </w:r>
+      <w:proofErr w:type="spellEnd"/>
+      <w:r>
+        <w:rPr>
+          <w:rFonts w:ascii="Times New Roman" w:hAnsi="Times New Roman" w:cs="Times New Roman"/>
+          <w:sz w:val="28"/>
+          <w:szCs w:val="28"/>
+        </w:rPr>
+        <w:t>;</w:t>
+      </w:r>
+    </w:p>
+    <w:p>
+      <w:pPr>
+        <w:rPr>
+          <w:rFonts w:ascii="Times New Roman" w:hAnsi="Times New Roman" w:cs="Times New Roman"/>
+          <w:sz w:val="28"/>
+          <w:szCs w:val="28"/>
+        </w:rPr>
+      </w:pPr>
+      <w:proofErr w:type="spellStart"/>
+      <w:r>
+        <w:rPr>
+          <w:rFonts w:ascii="Times New Roman" w:hAnsi="Times New Roman" w:cs="Times New Roman"/>
+          <w:sz w:val="28"/>
+          <w:szCs w:val="28"/>
+        </w:rPr>
+        <w:t>SDL_Renderer</w:t>
+      </w:r>
+      <w:proofErr w:type="spellEnd"/>
+      <w:r>
+        <w:rPr>
+          <w:rFonts w:ascii="Times New Roman" w:hAnsi="Times New Roman" w:cs="Times New Roman"/>
+          <w:sz w:val="28"/>
+          <w:szCs w:val="28"/>
+        </w:rPr>
+        <w:t xml:space="preserve">* </w:t>
+      </w:r>
+      <w:proofErr w:type="spellStart"/>
+      <w:r>
+        <w:rPr>
+          <w:rFonts w:ascii="Times New Roman" w:hAnsi="Times New Roman" w:cs="Times New Roman"/>
+          <w:sz w:val="28"/>
+          <w:szCs w:val="28"/>
+        </w:rPr>
+        <w:t>renderer</w:t>
+      </w:r>
+      <w:proofErr w:type="spellEnd"/>
+      <w:r>
+        <w:rPr>
+          <w:rFonts w:ascii="Times New Roman" w:hAnsi="Times New Roman" w:cs="Times New Roman"/>
+          <w:sz w:val="28"/>
+          <w:szCs w:val="28"/>
+        </w:rPr>
+        <w:t>;</w:t>
+      </w:r>
+    </w:p>
+    <w:p>
+      <w:pPr>
+        <w:rPr>
+          <w:rFonts w:ascii="Times New Roman" w:hAnsi="Times New Roman" w:cs="Times New Roman"/>
+          <w:sz w:val="28"/>
+          <w:szCs w:val="28"/>
+        </w:rPr>
+      </w:pPr>
+    </w:p>
+    <w:p>
+      <w:pPr>
+        <w:rPr>
+          <w:rFonts w:ascii="Times New Roman" w:hAnsi="Times New Roman" w:cs="Times New Roman"/>
+          <w:sz w:val="28"/>
+          <w:szCs w:val="28"/>
+        </w:rPr>
+      </w:pPr>
+      <w:proofErr w:type="spellStart"/>
+      <w:r>
+        <w:rPr>
+          <w:rFonts w:ascii="Times New Roman" w:hAnsi="Times New Roman" w:cs="Times New Roman"/>
+          <w:sz w:val="28"/>
+          <w:szCs w:val="28"/>
+        </w:rPr>
+        <w:t>int</w:t>
+      </w:r>
+      <w:proofErr w:type="spellEnd"/>
+      <w:r>
+        <w:rPr>
+          <w:rFonts w:ascii="Times New Roman" w:hAnsi="Times New Roman" w:cs="Times New Roman"/>
+          <w:sz w:val="28"/>
+          <w:szCs w:val="28"/>
+        </w:rPr>
+        <w:t xml:space="preserve"> </w:t>
+      </w:r>
+      <w:proofErr w:type="spellStart"/>
+      <w:r>
+        <w:rPr>
+          <w:rFonts w:ascii="Times New Roman" w:hAnsi="Times New Roman" w:cs="Times New Roman"/>
+          <w:sz w:val="28"/>
+          <w:szCs w:val="28"/>
+        </w:rPr>
+        <w:t>width</w:t>
+      </w:r>
+      <w:proofErr w:type="spellEnd"/>
+      <w:r>
+        <w:rPr>
+          <w:rFonts w:ascii="Times New Roman" w:hAnsi="Times New Roman" w:cs="Times New Roman"/>
+          <w:sz w:val="28"/>
+          <w:szCs w:val="28"/>
+        </w:rPr>
+        <w:t>;</w:t>
+      </w:r>
+    </w:p>
+    <w:p>
+      <w:pPr>
+        <w:rPr>
+          <w:rFonts w:ascii="Times New Roman" w:hAnsi="Times New Roman" w:cs="Times New Roman"/>
+          <w:sz w:val="28"/>
+          <w:szCs w:val="28"/>
+        </w:rPr>
+      </w:pPr>
+      <w:proofErr w:type="spellStart"/>
+      <w:r>
+        <w:rPr>
+          <w:rFonts w:ascii="Times New Roman" w:hAnsi="Times New Roman" w:cs="Times New Roman"/>
+          <w:sz w:val="28"/>
+          <w:szCs w:val="28"/>
+        </w:rPr>
+        <w:t>int</w:t>
+      </w:r>
+      <w:proofErr w:type="spellEnd"/>
+      <w:r>
+        <w:rPr>
+          <w:rFonts w:ascii="Times New Roman" w:hAnsi="Times New Roman" w:cs="Times New Roman"/>
+          <w:sz w:val="28"/>
+          <w:szCs w:val="28"/>
+        </w:rPr>
+        <w:t xml:space="preserve"> </w:t>
+      </w:r>
+      <w:proofErr w:type="spellStart"/>
+      <w:r>
+        <w:rPr>
+          <w:rFonts w:ascii="Times New Roman" w:hAnsi="Times New Roman" w:cs="Times New Roman"/>
+          <w:sz w:val="28"/>
+          <w:szCs w:val="28"/>
+        </w:rPr>
+        <w:t>height</w:t>
+      </w:r>
+      <w:proofErr w:type="spellEnd"/>
+      <w:r>
+        <w:rPr>
+          <w:rFonts w:ascii="Times New Roman" w:hAnsi="Times New Roman" w:cs="Times New Roman"/>
+          <w:sz w:val="28"/>
+          <w:szCs w:val="28"/>
+        </w:rPr>
+        <w:t>;</w:t>
+      </w:r>
+    </w:p>
+    <w:p>
+      <w:pPr>
+        <w:rPr>
+          <w:rFonts w:ascii="Times New Roman" w:hAnsi="Times New Roman" w:cs="Times New Roman"/>
+          <w:sz w:val="28"/>
+          <w:szCs w:val="28"/>
+        </w:rPr>
+      </w:pPr>
+    </w:p>
+    <w:p>
+      <w:pPr>
+        <w:rPr>
+          <w:rFonts w:ascii="Times New Roman" w:hAnsi="Times New Roman" w:cs="Times New Roman"/>
+          <w:sz w:val="28"/>
+          <w:szCs w:val="28"/>
+        </w:rPr>
+      </w:pPr>
+      <w:r>
+        <w:rPr>
+          <w:rFonts w:ascii="Times New Roman" w:hAnsi="Times New Roman" w:cs="Times New Roman"/>
+          <w:sz w:val="28"/>
+          <w:szCs w:val="28"/>
+        </w:rPr>
+        <w:t>// FPS</w:t>
+      </w:r>
+    </w:p>
+    <w:p>
+      <w:pPr>
+        <w:rPr>
+          <w:rFonts w:ascii="Times New Roman" w:hAnsi="Times New Roman" w:cs="Times New Roman"/>
+          <w:sz w:val="28"/>
+          <w:szCs w:val="28"/>
+        </w:rPr>
+      </w:pPr>
+      <w:proofErr w:type="spellStart"/>
+      <w:r>
+        <w:rPr>
+          <w:rFonts w:ascii="Times New Roman" w:hAnsi="Times New Roman" w:cs="Times New Roman"/>
+          <w:sz w:val="28"/>
+          <w:szCs w:val="28"/>
+        </w:rPr>
+        <w:t>const</w:t>
+      </w:r>
+      <w:proofErr w:type="spellEnd"/>
+      <w:r>
+        <w:rPr>
+          <w:rFonts w:ascii="Times New Roman" w:hAnsi="Times New Roman" w:cs="Times New Roman"/>
+          <w:sz w:val="28"/>
+          <w:szCs w:val="28"/>
+        </w:rPr>
+        <w:t xml:space="preserve"> </w:t>
+      </w:r>
+      <w:proofErr w:type="spellStart"/>
+      <w:r>
+        <w:rPr>
+          <w:rFonts w:ascii="Times New Roman" w:hAnsi="Times New Roman" w:cs="Times New Roman"/>
+          <w:sz w:val="28"/>
+          <w:szCs w:val="28"/>
+        </w:rPr>
+        <w:t>int</w:t>
+      </w:r>
+      <w:proofErr w:type="spellEnd"/>
+      <w:r>
+        <w:rPr>
+          <w:rFonts w:ascii="Times New Roman" w:hAnsi="Times New Roman" w:cs="Times New Roman"/>
+          <w:sz w:val="28"/>
+          <w:szCs w:val="28"/>
+        </w:rPr>
+        <w:t xml:space="preserve"> FPS = 120;</w:t>
+      </w:r>
+    </w:p>
+    <w:p>
+      <w:pPr>
+        <w:rPr>
+          <w:rFonts w:ascii="Times New Roman" w:hAnsi="Times New Roman" w:cs="Times New Roman"/>
+          <w:sz w:val="28"/>
+          <w:szCs w:val="28"/>
+        </w:rPr>
+      </w:pPr>
+      <w:proofErr w:type="spellStart"/>
+      <w:r>
+        <w:rPr>
+          <w:rFonts w:ascii="Times New Roman" w:hAnsi="Times New Roman" w:cs="Times New Roman"/>
+          <w:sz w:val="28"/>
+          <w:szCs w:val="28"/>
+        </w:rPr>
+        <w:t>const</w:t>
+      </w:r>
+      <w:proofErr w:type="spellEnd"/>
+      <w:r>
+        <w:rPr>
+          <w:rFonts w:ascii="Times New Roman" w:hAnsi="Times New Roman" w:cs="Times New Roman"/>
+          <w:sz w:val="28"/>
+          <w:szCs w:val="28"/>
+        </w:rPr>
+        <w:t xml:space="preserve"> </w:t>
+      </w:r>
+      <w:proofErr w:type="spellStart"/>
+      <w:r>
+        <w:rPr>
+          <w:rFonts w:ascii="Times New Roman" w:hAnsi="Times New Roman" w:cs="Times New Roman"/>
+          <w:sz w:val="28"/>
+          <w:szCs w:val="28"/>
+        </w:rPr>
+        <w:t>double</w:t>
+      </w:r>
+      <w:proofErr w:type="spellEnd"/>
+      <w:r>
+        <w:rPr>
+          <w:rFonts w:ascii="Times New Roman" w:hAnsi="Times New Roman" w:cs="Times New Roman"/>
+          <w:sz w:val="28"/>
+          <w:szCs w:val="28"/>
+        </w:rPr>
+        <w:t xml:space="preserve"> </w:t>
+      </w:r>
+      <w:proofErr w:type="spellStart"/>
+      <w:r>
+        <w:rPr>
+          <w:rFonts w:ascii="Times New Roman" w:hAnsi="Times New Roman" w:cs="Times New Roman"/>
+          <w:sz w:val="28"/>
+          <w:szCs w:val="28"/>
+        </w:rPr>
+        <w:t>frameDuraction</w:t>
+      </w:r>
+      <w:proofErr w:type="spellEnd"/>
+      <w:r>
+        <w:rPr>
+          <w:rFonts w:ascii="Times New Roman" w:hAnsi="Times New Roman" w:cs="Times New Roman"/>
+          <w:sz w:val="28"/>
+          <w:szCs w:val="28"/>
+        </w:rPr>
+        <w:t xml:space="preserve"> = 1.0 / FPS;</w:t>
+      </w:r>
+    </w:p>
+    <w:p>
+      <w:pPr>
+        <w:rPr>
+          <w:rFonts w:ascii="Times New Roman" w:hAnsi="Times New Roman" w:cs="Times New Roman"/>
+          <w:sz w:val="28"/>
+          <w:szCs w:val="28"/>
+        </w:rPr>
+      </w:pPr>
+      <w:r>
+        <w:rPr>
+          <w:rFonts w:ascii="Times New Roman" w:hAnsi="Times New Roman" w:cs="Times New Roman"/>
+          <w:sz w:val="28"/>
+          <w:szCs w:val="28"/>
+        </w:rPr>
+        <w:t xml:space="preserve">Uint64 </w:t>
+      </w:r>
+      <w:proofErr w:type="spellStart"/>
+      <w:r>
+        <w:rPr>
+          <w:rFonts w:ascii="Times New Roman" w:hAnsi="Times New Roman" w:cs="Times New Roman"/>
+          <w:sz w:val="28"/>
+          <w:szCs w:val="28"/>
+        </w:rPr>
+        <w:t>freq</w:t>
+      </w:r>
+      <w:proofErr w:type="spellEnd"/>
+      <w:r>
+        <w:rPr>
+          <w:rFonts w:ascii="Times New Roman" w:hAnsi="Times New Roman" w:cs="Times New Roman"/>
+          <w:sz w:val="28"/>
+          <w:szCs w:val="28"/>
+        </w:rPr>
+        <w:t>;</w:t>
+      </w:r>
+    </w:p>
+    <w:p>
+      <w:pPr>
+        <w:rPr>
+          <w:rFonts w:ascii="Times New Roman" w:hAnsi="Times New Roman" w:cs="Times New Roman"/>
+          <w:sz w:val="28"/>
+          <w:szCs w:val="28"/>
+        </w:rPr>
+      </w:pPr>
+      <w:r>
+        <w:rPr>
+          <w:rFonts w:ascii="Times New Roman" w:hAnsi="Times New Roman" w:cs="Times New Roman"/>
+          <w:sz w:val="28"/>
+          <w:szCs w:val="28"/>
+        </w:rPr>
+        <w:t xml:space="preserve">Uint64 </w:t>
+      </w:r>
+      <w:proofErr w:type="spellStart"/>
+      <w:r>
+        <w:rPr>
+          <w:rFonts w:ascii="Times New Roman" w:hAnsi="Times New Roman" w:cs="Times New Roman"/>
+          <w:sz w:val="28"/>
+          <w:szCs w:val="28"/>
+        </w:rPr>
+        <w:t>last</w:t>
+      </w:r>
+      <w:proofErr w:type="spellEnd"/>
+      <w:r>
+        <w:rPr>
+          <w:rFonts w:ascii="Times New Roman" w:hAnsi="Times New Roman" w:cs="Times New Roman"/>
+          <w:sz w:val="28"/>
+          <w:szCs w:val="28"/>
+        </w:rPr>
+        <w:t>;</w:t>
+      </w:r>
+    </w:p>
+    <w:p>
+      <w:pPr>
+        <w:rPr>
+          <w:rFonts w:ascii="Times New Roman" w:hAnsi="Times New Roman" w:cs="Times New Roman"/>
+          <w:sz w:val="28"/>
+          <w:szCs w:val="28"/>
+        </w:rPr>
+      </w:pPr>
+      <w:proofErr w:type="spellStart"/>
+      <w:r>
+        <w:rPr>
+          <w:rFonts w:ascii="Times New Roman" w:hAnsi="Times New Roman" w:cs="Times New Roman"/>
+          <w:sz w:val="28"/>
+          <w:szCs w:val="28"/>
+        </w:rPr>
+        <w:t>int</w:t>
+      </w:r>
+      <w:proofErr w:type="spellEnd"/>
+      <w:r>
+        <w:rPr>
+          <w:rFonts w:ascii="Times New Roman" w:hAnsi="Times New Roman" w:cs="Times New Roman"/>
+          <w:sz w:val="28"/>
+          <w:szCs w:val="28"/>
+        </w:rPr>
+        <w:t xml:space="preserve"> </w:t>
+      </w:r>
+      <w:proofErr w:type="spellStart"/>
+      <w:r>
+        <w:rPr>
+          <w:rFonts w:ascii="Times New Roman" w:hAnsi="Times New Roman" w:cs="Times New Roman"/>
+          <w:sz w:val="28"/>
+          <w:szCs w:val="28"/>
+        </w:rPr>
+        <w:t>frameCount</w:t>
+      </w:r>
+      <w:proofErr w:type="spellEnd"/>
+      <w:r>
+        <w:rPr>
+          <w:rFonts w:ascii="Times New Roman" w:hAnsi="Times New Roman" w:cs="Times New Roman"/>
+          <w:sz w:val="28"/>
+          <w:szCs w:val="28"/>
+        </w:rPr>
+        <w:t>;</w:t>
+      </w:r>
+    </w:p>
+    <w:p>
+      <w:pPr>
+        <w:rPr>
+          <w:rFonts w:ascii="Times New Roman" w:hAnsi="Times New Roman" w:cs="Times New Roman"/>
+          <w:sz w:val="28"/>
+          <w:szCs w:val="28"/>
+        </w:rPr>
+      </w:pPr>
+      <w:r>
+        <w:rPr>
+          <w:rFonts w:ascii="Times New Roman" w:hAnsi="Times New Roman" w:cs="Times New Roman"/>
+          <w:sz w:val="28"/>
+          <w:szCs w:val="28"/>
+        </w:rPr>
+        <w:t xml:space="preserve">Uint64 </w:t>
+      </w:r>
+      <w:proofErr w:type="spellStart"/>
+      <w:r>
+        <w:rPr>
+          <w:rFonts w:ascii="Times New Roman" w:hAnsi="Times New Roman" w:cs="Times New Roman"/>
+          <w:sz w:val="28"/>
+          <w:szCs w:val="28"/>
+        </w:rPr>
+        <w:t>fpsTimer</w:t>
+      </w:r>
+      <w:proofErr w:type="spellEnd"/>
+      <w:r>
+        <w:rPr>
+          <w:rFonts w:ascii="Times New Roman" w:hAnsi="Times New Roman" w:cs="Times New Roman"/>
+          <w:sz w:val="28"/>
+          <w:szCs w:val="28"/>
+        </w:rPr>
+        <w:t>;</w:t>
+      </w:r>
+    </w:p>
+    <w:p>
+      <w:pPr>
+        <w:rPr>
+          <w:rFonts w:ascii="Times New Roman" w:hAnsi="Times New Roman" w:cs="Times New Roman"/>
+          <w:sz w:val="28"/>
+          <w:szCs w:val="28"/>
+        </w:rPr>
+      </w:pPr>
+      <w:r>
+        <w:rPr>
+          <w:rFonts w:ascii="Times New Roman" w:hAnsi="Times New Roman" w:cs="Times New Roman"/>
+          <w:sz w:val="28"/>
+          <w:szCs w:val="28"/>
+        </w:rPr>
+        <w:t xml:space="preserve">Uint64 </w:t>
+      </w:r>
+      <w:proofErr w:type="spellStart"/>
+      <w:r>
+        <w:rPr>
+          <w:rFonts w:ascii="Times New Roman" w:hAnsi="Times New Roman" w:cs="Times New Roman"/>
+          <w:sz w:val="28"/>
+          <w:szCs w:val="28"/>
+        </w:rPr>
+        <w:t>now</w:t>
+      </w:r>
+      <w:proofErr w:type="spellEnd"/>
+      <w:r>
+        <w:rPr>
+          <w:rFonts w:ascii="Times New Roman" w:hAnsi="Times New Roman" w:cs="Times New Roman"/>
+          <w:sz w:val="28"/>
+          <w:szCs w:val="28"/>
+        </w:rPr>
+        <w:t>;</w:t>
+      </w:r>
+    </w:p>
+    <w:p>
+      <w:pPr>
+        <w:rPr>
+          <w:rFonts w:ascii="Times New Roman" w:hAnsi="Times New Roman" w:cs="Times New Roman"/>
+          <w:sz w:val="28"/>
+          <w:szCs w:val="28"/>
+        </w:rPr>
+      </w:pPr>
+      <w:proofErr w:type="spellStart"/>
+      <w:r>
+        <w:rPr>
+          <w:rFonts w:ascii="Times New Roman" w:hAnsi="Times New Roman" w:cs="Times New Roman"/>
+          <w:sz w:val="28"/>
+          <w:szCs w:val="28"/>
+        </w:rPr>
+        <w:lastRenderedPageBreak/>
+        <w:t>double</w:t>
+      </w:r>
+      <w:proofErr w:type="spellEnd"/>
+      <w:r>
+        <w:rPr>
+          <w:rFonts w:ascii="Times New Roman" w:hAnsi="Times New Roman" w:cs="Times New Roman"/>
+          <w:sz w:val="28"/>
+          <w:szCs w:val="28"/>
+        </w:rPr>
+        <w:t xml:space="preserve"> </w:t>
+      </w:r>
+      <w:proofErr w:type="spellStart"/>
+      <w:r>
+        <w:rPr>
+          <w:rFonts w:ascii="Times New Roman" w:hAnsi="Times New Roman" w:cs="Times New Roman"/>
+          <w:sz w:val="28"/>
+          <w:szCs w:val="28"/>
+        </w:rPr>
+        <w:t>delta</w:t>
+      </w:r>
+      <w:proofErr w:type="spellEnd"/>
+      <w:r>
+        <w:rPr>
+          <w:rFonts w:ascii="Times New Roman" w:hAnsi="Times New Roman" w:cs="Times New Roman"/>
+          <w:sz w:val="28"/>
+          <w:szCs w:val="28"/>
+        </w:rPr>
+        <w:t>;</w:t>
+      </w:r>
+    </w:p>
+    <w:p>
+      <w:pPr>
+        <w:rPr>
+          <w:rFonts w:ascii="Times New Roman" w:hAnsi="Times New Roman" w:cs="Times New Roman"/>
+          <w:sz w:val="28"/>
+          <w:szCs w:val="28"/>
+        </w:rPr>
+      </w:pPr>
+      <w:proofErr w:type="spellStart"/>
+      <w:r>
+        <w:rPr>
+          <w:rFonts w:ascii="Times New Roman" w:hAnsi="Times New Roman" w:cs="Times New Roman"/>
+          <w:sz w:val="28"/>
+          <w:szCs w:val="28"/>
+        </w:rPr>
+        <w:t>double</w:t>
+      </w:r>
+      <w:proofErr w:type="spellEnd"/>
+      <w:r>
+        <w:rPr>
+          <w:rFonts w:ascii="Times New Roman" w:hAnsi="Times New Roman" w:cs="Times New Roman"/>
+          <w:sz w:val="28"/>
+          <w:szCs w:val="28"/>
+        </w:rPr>
+        <w:t xml:space="preserve"> </w:t>
+      </w:r>
+      <w:proofErr w:type="spellStart"/>
+      <w:r>
+        <w:rPr>
+          <w:rFonts w:ascii="Times New Roman" w:hAnsi="Times New Roman" w:cs="Times New Roman"/>
+          <w:sz w:val="28"/>
+          <w:szCs w:val="28"/>
+        </w:rPr>
+        <w:t>fpsElapsed</w:t>
+      </w:r>
+      <w:proofErr w:type="spellEnd"/>
+      <w:r>
+        <w:rPr>
+          <w:rFonts w:ascii="Times New Roman" w:hAnsi="Times New Roman" w:cs="Times New Roman"/>
+          <w:sz w:val="28"/>
+          <w:szCs w:val="28"/>
+        </w:rPr>
+        <w:t>;</w:t>
+      </w:r>
+    </w:p>
+    <w:p>
+      <w:pPr>
+        <w:rPr>
+          <w:rFonts w:ascii="Times New Roman" w:hAnsi="Times New Roman" w:cs="Times New Roman"/>
+          <w:sz w:val="28"/>
+          <w:szCs w:val="28"/>
+        </w:rPr>
+      </w:pPr>
+    </w:p>
+    <w:p>
+      <w:pPr>
+        <w:rPr>
+          <w:rFonts w:ascii="Times New Roman" w:hAnsi="Times New Roman" w:cs="Times New Roman"/>
+          <w:sz w:val="28"/>
+          <w:szCs w:val="28"/>
+        </w:rPr>
+      </w:pPr>
+      <w:proofErr w:type="spellStart"/>
+      <w:r>
+        <w:rPr>
+          <w:rFonts w:ascii="Times New Roman" w:hAnsi="Times New Roman" w:cs="Times New Roman"/>
+          <w:sz w:val="28"/>
+          <w:szCs w:val="28"/>
+        </w:rPr>
+        <w:t>Battle</w:t>
+      </w:r>
+      <w:proofErr w:type="spellEnd"/>
+      <w:r>
+        <w:rPr>
+          <w:rFonts w:ascii="Times New Roman" w:hAnsi="Times New Roman" w:cs="Times New Roman"/>
+          <w:sz w:val="28"/>
+          <w:szCs w:val="28"/>
+        </w:rPr>
+        <w:t xml:space="preserve">* </w:t>
+      </w:r>
+      <w:proofErr w:type="spellStart"/>
+      <w:r>
+        <w:rPr>
+          <w:rFonts w:ascii="Times New Roman" w:hAnsi="Times New Roman" w:cs="Times New Roman"/>
+          <w:sz w:val="28"/>
+          <w:szCs w:val="28"/>
+        </w:rPr>
+        <w:t>battle</w:t>
+      </w:r>
+      <w:proofErr w:type="spellEnd"/>
+      <w:r>
+        <w:rPr>
+          <w:rFonts w:ascii="Times New Roman" w:hAnsi="Times New Roman" w:cs="Times New Roman"/>
+          <w:sz w:val="28"/>
+          <w:szCs w:val="28"/>
+        </w:rPr>
+        <w:t xml:space="preserve"> = </w:t>
+      </w:r>
+      <w:proofErr w:type="spellStart"/>
+      <w:r>
+        <w:rPr>
+          <w:rFonts w:ascii="Times New Roman" w:hAnsi="Times New Roman" w:cs="Times New Roman"/>
+          <w:sz w:val="28"/>
+          <w:szCs w:val="28"/>
+        </w:rPr>
+        <w:t>nullptr</w:t>
+      </w:r>
+      <w:proofErr w:type="spellEnd"/>
+      <w:r>
+        <w:rPr>
+          <w:rFonts w:ascii="Times New Roman" w:hAnsi="Times New Roman" w:cs="Times New Roman"/>
+          <w:sz w:val="28"/>
+          <w:szCs w:val="28"/>
+        </w:rPr>
+        <w:t>;</w:t>
+      </w:r>
+    </w:p>
+    <w:p>
+      <w:pPr>
+        <w:rPr>
+          <w:rFonts w:ascii="Times New Roman" w:hAnsi="Times New Roman" w:cs="Times New Roman"/>
+          <w:sz w:val="28"/>
+          <w:szCs w:val="28"/>
+        </w:rPr>
+      </w:pPr>
+      <w:proofErr w:type="spellStart"/>
+      <w:r>
+        <w:rPr>
+          <w:rFonts w:ascii="Times New Roman" w:hAnsi="Times New Roman" w:cs="Times New Roman"/>
+          <w:sz w:val="28"/>
+          <w:szCs w:val="28"/>
+        </w:rPr>
+        <w:t>InputHandler</w:t>
+      </w:r>
+      <w:proofErr w:type="spellEnd"/>
+      <w:r>
+        <w:rPr>
+          <w:rFonts w:ascii="Times New Roman" w:hAnsi="Times New Roman" w:cs="Times New Roman"/>
+          <w:sz w:val="28"/>
+          <w:szCs w:val="28"/>
+        </w:rPr>
+        <w:t xml:space="preserve">* </w:t>
+      </w:r>
+      <w:proofErr w:type="spellStart"/>
+      <w:r>
+        <w:rPr>
+          <w:rFonts w:ascii="Times New Roman" w:hAnsi="Times New Roman" w:cs="Times New Roman"/>
+          <w:sz w:val="28"/>
+          <w:szCs w:val="28"/>
+        </w:rPr>
+        <w:t>inputHandler</w:t>
+      </w:r>
+      <w:proofErr w:type="spellEnd"/>
+      <w:r>
+        <w:rPr>
+          <w:rFonts w:ascii="Times New Roman" w:hAnsi="Times New Roman" w:cs="Times New Roman"/>
+          <w:sz w:val="28"/>
+          <w:szCs w:val="28"/>
+        </w:rPr>
+        <w:t xml:space="preserve"> = </w:t>
+      </w:r>
+      <w:proofErr w:type="spellStart"/>
+      <w:r>
+        <w:rPr>
+          <w:rFonts w:ascii="Times New Roman" w:hAnsi="Times New Roman" w:cs="Times New Roman"/>
+          <w:sz w:val="28"/>
+          <w:szCs w:val="28"/>
+        </w:rPr>
+        <w:t>nullptr</w:t>
+      </w:r>
+      <w:proofErr w:type="spellEnd"/>
+      <w:r>
+        <w:rPr>
+          <w:rFonts w:ascii="Times New Roman" w:hAnsi="Times New Roman" w:cs="Times New Roman"/>
+          <w:sz w:val="28"/>
+          <w:szCs w:val="28"/>
+        </w:rPr>
+        <w:t>;</w:t>
+      </w:r>
+    </w:p>
+    <w:p>
+      <w:pPr>
+        <w:rPr>
+          <w:rFonts w:ascii="Times New Roman" w:hAnsi="Times New Roman" w:cs="Times New Roman"/>
+          <w:sz w:val="28"/>
+          <w:szCs w:val="28"/>
+          <w:lang w:val="en-US"/>
+        </w:rPr>
+      </w:pPr>
+      <w:r>
+        <w:rPr>
+          <w:rFonts w:ascii="Times New Roman" w:hAnsi="Times New Roman" w:cs="Times New Roman"/>
+          <w:sz w:val="28"/>
+          <w:szCs w:val="28"/>
+        </w:rPr>
+        <w:t xml:space="preserve">Player* </w:t>
+      </w:r>
+      <w:proofErr w:type="spellStart"/>
+      <w:r>
+        <w:rPr>
+          <w:rFonts w:ascii="Times New Roman" w:hAnsi="Times New Roman" w:cs="Times New Roman"/>
+          <w:sz w:val="28"/>
+          <w:szCs w:val="28"/>
+        </w:rPr>
+        <w:t>player</w:t>
+      </w:r>
+      <w:proofErr w:type="spellEnd"/>
+      <w:r>
+        <w:rPr>
+          <w:rFonts w:ascii="Times New Roman" w:hAnsi="Times New Roman" w:cs="Times New Roman"/>
+          <w:sz w:val="28"/>
+          <w:szCs w:val="28"/>
+        </w:rPr>
+        <w:t xml:space="preserve"> = </w:t>
+      </w:r>
+      <w:proofErr w:type="spellStart"/>
+      <w:r>
+        <w:rPr>
+          <w:rFonts w:ascii="Times New Roman" w:hAnsi="Times New Roman" w:cs="Times New Roman"/>
+          <w:sz w:val="28"/>
+          <w:szCs w:val="28"/>
+        </w:rPr>
+        <w:t>nullptr</w:t>
+      </w:r>
+      <w:proofErr w:type="spellEnd"/>
+      <w:r>
+        <w:rPr>
+          <w:rFonts w:ascii="Times New Roman" w:hAnsi="Times New Roman" w:cs="Times New Roman"/>
+          <w:sz w:val="28"/>
+          <w:szCs w:val="28"/>
+        </w:rPr>
+        <w:t>;</w:t>
+      </w:r>
+    </w:p>
+    <w:p>
+      <w:pPr>
+        <w:rPr>
+          <w:rFonts w:ascii="Times New Roman" w:hAnsi="Times New Roman" w:cs="Times New Roman"/>
+          <w:sz w:val="28"/>
+          <w:szCs w:val="28"/>
+        </w:rPr>
+      </w:pPr>
+    </w:p>
+    <w:p>
+      <w:pPr>
+        <w:rPr>
+          <w:rFonts w:ascii="Times New Roman" w:hAnsi="Times New Roman" w:cs="Times New Roman"/>
+          <w:sz w:val="28"/>
+          <w:szCs w:val="28"/>
+        </w:rPr>
+      </w:pPr>
+      <w:r>
+        <w:rPr>
+          <w:rFonts w:ascii="Times New Roman" w:hAnsi="Times New Roman" w:cs="Times New Roman"/>
+          <w:sz w:val="28"/>
+          <w:szCs w:val="28"/>
+        </w:rPr>
+        <w:t>Функции:</w:t>
+      </w:r>
+    </w:p>
+    <w:p>
+      <w:pPr>
+        <w:rPr>
+          <w:rFonts w:ascii="Times New Roman" w:hAnsi="Times New Roman" w:cs="Times New Roman"/>
+          <w:sz w:val="28"/>
+          <w:szCs w:val="28"/>
+        </w:rPr>
+      </w:pPr>
+      <w:proofErr w:type="gramStart"/>
+      <w:r>
+        <w:rPr>
+          <w:rFonts w:ascii="Times New Roman" w:hAnsi="Times New Roman" w:cs="Times New Roman"/>
+          <w:sz w:val="28"/>
+          <w:szCs w:val="28"/>
+        </w:rPr>
+        <w:t>Game(</w:t>
+      </w:r>
+      <w:proofErr w:type="gramEnd"/>
+      <w:r>
+        <w:rPr>
+          <w:rFonts w:ascii="Times New Roman" w:hAnsi="Times New Roman" w:cs="Times New Roman"/>
+          <w:sz w:val="28"/>
+          <w:szCs w:val="28"/>
+        </w:rPr>
+        <w:t>);</w:t>
+      </w:r>
+    </w:p>
+    <w:p>
+      <w:pPr>
+        <w:rPr>
+          <w:rFonts w:ascii="Times New Roman" w:hAnsi="Times New Roman" w:cs="Times New Roman"/>
+          <w:sz w:val="28"/>
+          <w:szCs w:val="28"/>
+        </w:rPr>
+      </w:pPr>
+      <w:r>
+        <w:rPr>
+          <w:rFonts w:ascii="Times New Roman" w:hAnsi="Times New Roman" w:cs="Times New Roman"/>
+          <w:sz w:val="28"/>
+          <w:szCs w:val="28"/>
+        </w:rPr>
+        <w:t>~</w:t>
+      </w:r>
+      <w:proofErr w:type="gramStart"/>
+      <w:r>
+        <w:rPr>
+          <w:rFonts w:ascii="Times New Roman" w:hAnsi="Times New Roman" w:cs="Times New Roman"/>
+          <w:sz w:val="28"/>
+          <w:szCs w:val="28"/>
+        </w:rPr>
+        <w:t>Game(</w:t>
+      </w:r>
+      <w:proofErr w:type="gramEnd"/>
+      <w:r>
+        <w:rPr>
+          <w:rFonts w:ascii="Times New Roman" w:hAnsi="Times New Roman" w:cs="Times New Roman"/>
+          <w:sz w:val="28"/>
+          <w:szCs w:val="28"/>
+        </w:rPr>
+        <w:t>);</w:t>
+      </w:r>
+    </w:p>
+    <w:p>
+      <w:pPr>
+        <w:rPr>
+          <w:rFonts w:ascii="Times New Roman" w:hAnsi="Times New Roman" w:cs="Times New Roman"/>
+          <w:sz w:val="28"/>
+          <w:szCs w:val="28"/>
+        </w:rPr>
+      </w:pPr>
+    </w:p>
+    <w:p>
+      <w:pPr>
+        <w:rPr>
+          <w:rFonts w:ascii="Times New Roman" w:hAnsi="Times New Roman" w:cs="Times New Roman"/>
+          <w:sz w:val="28"/>
+          <w:szCs w:val="28"/>
+        </w:rPr>
+      </w:pPr>
+      <w:proofErr w:type="spellStart"/>
+      <w:r>
+        <w:rPr>
+          <w:rFonts w:ascii="Times New Roman" w:hAnsi="Times New Roman" w:cs="Times New Roman"/>
+          <w:sz w:val="28"/>
+          <w:szCs w:val="28"/>
+        </w:rPr>
+        <w:t>SDL_AppResult</w:t>
+      </w:r>
+      <w:proofErr w:type="spellEnd"/>
+      <w:r>
+        <w:rPr>
+          <w:rFonts w:ascii="Times New Roman" w:hAnsi="Times New Roman" w:cs="Times New Roman"/>
+          <w:sz w:val="28"/>
+          <w:szCs w:val="28"/>
+        </w:rPr>
+        <w:t xml:space="preserve"> </w:t>
+      </w:r>
+      <w:proofErr w:type="spellStart"/>
+      <w:r>
+        <w:rPr>
+          <w:rFonts w:ascii="Times New Roman" w:hAnsi="Times New Roman" w:cs="Times New Roman"/>
+          <w:sz w:val="28"/>
+          <w:szCs w:val="28"/>
+        </w:rPr>
+        <w:t>SDL_</w:t>
+      </w:r>
+      <w:proofErr w:type="gramStart"/>
+      <w:r>
+        <w:rPr>
+          <w:rFonts w:ascii="Times New Roman" w:hAnsi="Times New Roman" w:cs="Times New Roman"/>
+          <w:sz w:val="28"/>
+          <w:szCs w:val="28"/>
+        </w:rPr>
+        <w:t>AppInit</w:t>
+      </w:r>
+      <w:proofErr w:type="spellEnd"/>
+      <w:r>
+        <w:rPr>
+          <w:rFonts w:ascii="Times New Roman" w:hAnsi="Times New Roman" w:cs="Times New Roman"/>
+          <w:sz w:val="28"/>
+          <w:szCs w:val="28"/>
+        </w:rPr>
+        <w:t>(</w:t>
+      </w:r>
+      <w:proofErr w:type="gramEnd"/>
+      <w:r>
+        <w:rPr>
+          <w:rFonts w:ascii="Times New Roman" w:hAnsi="Times New Roman" w:cs="Times New Roman"/>
+          <w:sz w:val="28"/>
+          <w:szCs w:val="28"/>
+        </w:rPr>
+        <w:t>);</w:t>
+      </w:r>
+    </w:p>
+    <w:p>
+      <w:pPr>
+        <w:rPr>
+          <w:rFonts w:ascii="Times New Roman" w:hAnsi="Times New Roman" w:cs="Times New Roman"/>
+          <w:sz w:val="28"/>
+          <w:szCs w:val="28"/>
+        </w:rPr>
+      </w:pPr>
+      <w:proofErr w:type="spellStart"/>
+      <w:r>
+        <w:rPr>
+          <w:rFonts w:ascii="Times New Roman" w:hAnsi="Times New Roman" w:cs="Times New Roman"/>
+          <w:sz w:val="28"/>
+          <w:szCs w:val="28"/>
+        </w:rPr>
+        <w:t>SDL_AppResult</w:t>
+      </w:r>
+      <w:proofErr w:type="spellEnd"/>
+      <w:r>
+        <w:rPr>
+          <w:rFonts w:ascii="Times New Roman" w:hAnsi="Times New Roman" w:cs="Times New Roman"/>
+          <w:sz w:val="28"/>
+          <w:szCs w:val="28"/>
+        </w:rPr>
+        <w:t xml:space="preserve"> </w:t>
+      </w:r>
+      <w:proofErr w:type="spellStart"/>
+      <w:r>
+        <w:rPr>
+          <w:rFonts w:ascii="Times New Roman" w:hAnsi="Times New Roman" w:cs="Times New Roman"/>
+          <w:sz w:val="28"/>
+          <w:szCs w:val="28"/>
+        </w:rPr>
+        <w:t>SDL_</w:t>
+      </w:r>
+      <w:proofErr w:type="gramStart"/>
+      <w:r>
+        <w:rPr>
+          <w:rFonts w:ascii="Times New Roman" w:hAnsi="Times New Roman" w:cs="Times New Roman"/>
+          <w:sz w:val="28"/>
+          <w:szCs w:val="28"/>
+        </w:rPr>
+        <w:t>AppEvent</w:t>
+      </w:r>
+      <w:proofErr w:type="spellEnd"/>
+      <w:r>
+        <w:rPr>
+          <w:rFonts w:ascii="Times New Roman" w:hAnsi="Times New Roman" w:cs="Times New Roman"/>
+          <w:sz w:val="28"/>
+          <w:szCs w:val="28"/>
+        </w:rPr>
+        <w:t>(</w:t>
+      </w:r>
+      <w:proofErr w:type="spellStart"/>
+      <w:proofErr w:type="gramEnd"/>
+      <w:r>
+        <w:rPr>
+          <w:rFonts w:ascii="Times New Roman" w:hAnsi="Times New Roman" w:cs="Times New Roman"/>
+          <w:sz w:val="28"/>
+          <w:szCs w:val="28"/>
+        </w:rPr>
+        <w:t>SDL_Event</w:t>
+      </w:r>
+      <w:proofErr w:type="spellEnd"/>
+      <w:r>
+        <w:rPr>
+          <w:rFonts w:ascii="Times New Roman" w:hAnsi="Times New Roman" w:cs="Times New Roman"/>
+          <w:sz w:val="28"/>
+          <w:szCs w:val="28"/>
+        </w:rPr>
+        <w:t xml:space="preserve">* </w:t>
+      </w:r>
+      <w:proofErr w:type="spellStart"/>
+      <w:r>
+        <w:rPr>
+          <w:rFonts w:ascii="Times New Roman" w:hAnsi="Times New Roman" w:cs="Times New Roman"/>
+          <w:sz w:val="28"/>
+          <w:szCs w:val="28"/>
+        </w:rPr>
+        <w:t>event</w:t>
+      </w:r>
+      <w:proofErr w:type="spellEnd"/>
+      <w:r>
+        <w:rPr>
+          <w:rFonts w:ascii="Times New Roman" w:hAnsi="Times New Roman" w:cs="Times New Roman"/>
+          <w:sz w:val="28"/>
+          <w:szCs w:val="28"/>
+        </w:rPr>
+        <w:t>);</w:t>
+      </w:r>
+    </w:p>
+    <w:p>
+      <w:pPr>
+        <w:rPr>
+          <w:rFonts w:ascii="Times New Roman" w:hAnsi="Times New Roman" w:cs="Times New Roman"/>
+          <w:sz w:val="28"/>
+          <w:szCs w:val="28"/>
+        </w:rPr>
+      </w:pPr>
+      <w:proofErr w:type="spellStart"/>
+      <w:r>
+        <w:rPr>
+          <w:rFonts w:ascii="Times New Roman" w:hAnsi="Times New Roman" w:cs="Times New Roman"/>
+          <w:sz w:val="28"/>
+          <w:szCs w:val="28"/>
+        </w:rPr>
+        <w:t>SDL_AppResult</w:t>
+      </w:r>
+      <w:proofErr w:type="spellEnd"/>
+      <w:r>
+        <w:rPr>
+          <w:rFonts w:ascii="Times New Roman" w:hAnsi="Times New Roman" w:cs="Times New Roman"/>
+          <w:sz w:val="28"/>
+          <w:szCs w:val="28"/>
+        </w:rPr>
+        <w:t xml:space="preserve"> </w:t>
+      </w:r>
+      <w:proofErr w:type="spellStart"/>
+      <w:r>
+        <w:rPr>
+          <w:rFonts w:ascii="Times New Roman" w:hAnsi="Times New Roman" w:cs="Times New Roman"/>
+          <w:sz w:val="28"/>
+          <w:szCs w:val="28"/>
+        </w:rPr>
+        <w:t>SDL_</w:t>
+      </w:r>
+      <w:proofErr w:type="gramStart"/>
+      <w:r>
+        <w:rPr>
+          <w:rFonts w:ascii="Times New Roman" w:hAnsi="Times New Roman" w:cs="Times New Roman"/>
+          <w:sz w:val="28"/>
+          <w:szCs w:val="28"/>
+        </w:rPr>
+        <w:t>AppIterate</w:t>
+      </w:r>
+      <w:proofErr w:type="spellEnd"/>
+      <w:r>
+        <w:rPr>
+          <w:rFonts w:ascii="Times New Roman" w:hAnsi="Times New Roman" w:cs="Times New Roman"/>
+          <w:sz w:val="28"/>
+          <w:szCs w:val="28"/>
+        </w:rPr>
+        <w:t>(</w:t>
+      </w:r>
+      <w:proofErr w:type="gramEnd"/>
+      <w:r>
+        <w:rPr>
+          <w:rFonts w:ascii="Times New Roman" w:hAnsi="Times New Roman" w:cs="Times New Roman"/>
+          <w:sz w:val="28"/>
+          <w:szCs w:val="28"/>
+        </w:rPr>
+        <w:t>);</w:t>
+      </w:r>
+    </w:p>
+    <w:p>
+      <w:pPr>
+        <w:rPr>
+          <w:rFonts w:ascii="Times New Roman" w:hAnsi="Times New Roman" w:cs="Times New Roman"/>
+          <w:sz w:val="28"/>
+          <w:szCs w:val="28"/>
+        </w:rPr>
+      </w:pPr>
+      <w:proofErr w:type="spellStart"/>
+      <w:r>
+        <w:rPr>
+          <w:rFonts w:ascii="Times New Roman" w:hAnsi="Times New Roman" w:cs="Times New Roman"/>
+          <w:sz w:val="28"/>
+          <w:szCs w:val="28"/>
+        </w:rPr>
+        <w:t>void</w:t>
+      </w:r>
+      <w:proofErr w:type="spellEnd"/>
+      <w:r>
+        <w:rPr>
+          <w:rFonts w:ascii="Times New Roman" w:hAnsi="Times New Roman" w:cs="Times New Roman"/>
+          <w:sz w:val="28"/>
+          <w:szCs w:val="28"/>
+        </w:rPr>
+        <w:t xml:space="preserve"> </w:t>
+      </w:r>
+      <w:proofErr w:type="spellStart"/>
+      <w:r>
+        <w:rPr>
+          <w:rFonts w:ascii="Times New Roman" w:hAnsi="Times New Roman" w:cs="Times New Roman"/>
+          <w:sz w:val="28"/>
+          <w:szCs w:val="28"/>
+        </w:rPr>
+        <w:t>SDL_</w:t>
+      </w:r>
+      <w:proofErr w:type="gramStart"/>
+      <w:r>
+        <w:rPr>
+          <w:rFonts w:ascii="Times New Roman" w:hAnsi="Times New Roman" w:cs="Times New Roman"/>
+          <w:sz w:val="28"/>
+          <w:szCs w:val="28"/>
+        </w:rPr>
+        <w:t>AppQuit</w:t>
+      </w:r>
+      <w:proofErr w:type="spellEnd"/>
+      <w:r>
+        <w:rPr>
+          <w:rFonts w:ascii="Times New Roman" w:hAnsi="Times New Roman" w:cs="Times New Roman"/>
+          <w:sz w:val="28"/>
+          <w:szCs w:val="28"/>
+        </w:rPr>
+        <w:t>(</w:t>
+      </w:r>
+      <w:proofErr w:type="gramEnd"/>
+      <w:r>
+        <w:rPr>
+          <w:rFonts w:ascii="Times New Roman" w:hAnsi="Times New Roman" w:cs="Times New Roman"/>
+          <w:sz w:val="28"/>
+          <w:szCs w:val="28"/>
+        </w:rPr>
+        <w:t>);</w:t>
+      </w:r>
+    </w:p>
+    <w:p>
+      <w:pPr>
+        <w:rPr>
+          <w:rFonts w:ascii="Times New Roman" w:hAnsi="Times New Roman" w:cs="Times New Roman"/>
+          <w:sz w:val="28"/>
+          <w:szCs w:val="28"/>
+        </w:rPr>
+      </w:pPr>
+    </w:p>
+    <w:p>
+      <w:pPr>
+        <w:rPr>
+          <w:rFonts w:ascii="Times New Roman" w:hAnsi="Times New Roman" w:cs="Times New Roman"/>
+          <w:sz w:val="28"/>
+          <w:szCs w:val="28"/>
+        </w:rPr>
+      </w:pPr>
+      <w:proofErr w:type="spellStart"/>
+      <w:r>
+        <w:rPr>
+          <w:rFonts w:ascii="Times New Roman" w:hAnsi="Times New Roman" w:cs="Times New Roman"/>
+          <w:sz w:val="28"/>
+          <w:szCs w:val="28"/>
+        </w:rPr>
+        <w:t>void</w:t>
+      </w:r>
+      <w:proofErr w:type="spellEnd"/>
+      <w:r>
+        <w:rPr>
+          <w:rFonts w:ascii="Times New Roman" w:hAnsi="Times New Roman" w:cs="Times New Roman"/>
+          <w:sz w:val="28"/>
+          <w:szCs w:val="28"/>
+        </w:rPr>
+        <w:t xml:space="preserve"> </w:t>
+      </w:r>
+      <w:proofErr w:type="spellStart"/>
+      <w:proofErr w:type="gramStart"/>
+      <w:r>
+        <w:rPr>
+          <w:rFonts w:ascii="Times New Roman" w:hAnsi="Times New Roman" w:cs="Times New Roman"/>
+          <w:sz w:val="28"/>
+          <w:szCs w:val="28"/>
+        </w:rPr>
+        <w:t>update</w:t>
+      </w:r>
+      <w:proofErr w:type="spellEnd"/>
+      <w:r>
+        <w:rPr>
+          <w:rFonts w:ascii="Times New Roman" w:hAnsi="Times New Roman" w:cs="Times New Roman"/>
+          <w:sz w:val="28"/>
+          <w:szCs w:val="28"/>
+        </w:rPr>
+        <w:t>(</w:t>
+      </w:r>
+      <w:proofErr w:type="gramEnd"/>
+      <w:r>
+        <w:rPr>
+          <w:rFonts w:ascii="Times New Roman" w:hAnsi="Times New Roman" w:cs="Times New Roman"/>
+          <w:sz w:val="28"/>
+          <w:szCs w:val="28"/>
+        </w:rPr>
+        <w:t>);</w:t>
+      </w:r>
+    </w:p>
+    <w:p>
+      <w:pPr>
+        <w:rPr>
+          <w:rFonts w:ascii="Times New Roman" w:hAnsi="Times New Roman" w:cs="Times New Roman"/>
+          <w:sz w:val="28"/>
+          <w:szCs w:val="28"/>
+          <w:lang w:val="en-US"/>
+        </w:rPr>
+      </w:pPr>
+      <w:proofErr w:type="spellStart"/>
+      <w:r>
+        <w:rPr>
+          <w:rFonts w:ascii="Times New Roman" w:hAnsi="Times New Roman" w:cs="Times New Roman"/>
+          <w:sz w:val="28"/>
+          <w:szCs w:val="28"/>
+        </w:rPr>
+        <w:t>void</w:t>
+      </w:r>
+      <w:proofErr w:type="spellEnd"/>
+      <w:r>
+        <w:rPr>
+          <w:rFonts w:ascii="Times New Roman" w:hAnsi="Times New Roman" w:cs="Times New Roman"/>
+          <w:sz w:val="28"/>
+          <w:szCs w:val="28"/>
+        </w:rPr>
+        <w:t xml:space="preserve"> </w:t>
+      </w:r>
+      <w:proofErr w:type="spellStart"/>
+      <w:proofErr w:type="gramStart"/>
+      <w:r>
+        <w:rPr>
+          <w:rFonts w:ascii="Times New Roman" w:hAnsi="Times New Roman" w:cs="Times New Roman"/>
+          <w:sz w:val="28"/>
+          <w:szCs w:val="28"/>
+        </w:rPr>
+        <w:t>draw</w:t>
+      </w:r>
+      <w:proofErr w:type="spellEnd"/>
+      <w:r>
+        <w:rPr>
+          <w:rFonts w:ascii="Times New Roman" w:hAnsi="Times New Roman" w:cs="Times New Roman"/>
+          <w:sz w:val="28"/>
+          <w:szCs w:val="28"/>
+        </w:rPr>
+        <w:t>(</w:t>
+      </w:r>
+      <w:proofErr w:type="gramEnd"/>
+      <w:r>
+        <w:rPr>
+          <w:rFonts w:ascii="Times New Roman" w:hAnsi="Times New Roman" w:cs="Times New Roman"/>
+          <w:sz w:val="28"/>
+          <w:szCs w:val="28"/>
+        </w:rPr>
+        <w:t>);</w:t>
       </w:r>
     </w:p>
     <w:sectPr>
@@ -1369,6 +3979,591 @@
     </w:sectPr>
   </w:body>
 </w:document>
+</file>
+
+<file path=word/numbering.xml><?xml version="1.0" encoding="utf-8"?>
+<w:numbering xmlns:wpc="http://schemas.microsoft.com/office/word/2010/wordprocessingCanvas" xmlns:cx="http://schemas.microsoft.com/office/drawing/2014/chartex" xmlns:cx1="http://schemas.microsoft.com/office/drawing/2015/9/8/chartex" xmlns:cx2="http://schemas.microsoft.com/office/drawing/2015/10/21/chartex" xmlns:cx3="http://schemas.microsoft.com/office/drawing/2016/5/9/chartex" xmlns:cx4="http://schemas.microsoft.com/office/drawing/2016/5/10/chartex" xmlns:cx5="http://schemas.microsoft.com/office/drawing/2016/5/11/chartex" xmlns:cx6="http://schemas.microsoft.com/office/drawing/2016/5/12/chartex" xmlns:cx7="http://schemas.microsoft.com/office/drawing/2016/5/13/chartex" xmlns:cx8="http://schemas.microsoft.com/office/drawing/2016/5/14/chartex" xmlns:mc="http://schemas.openxmlformats.org/markup-compatibility/2006" xmlns:aink="http://schemas.microsoft.com/office/drawing/2016/ink" xmlns:am3d="http://schemas.microsoft.com/office/drawing/2017/model3d" xmlns:o="urn:schemas-microsoft-com:office:office" xmlns:oel="http://schemas.microsoft.com/office/2019/extlst" xmlns:r="http://schemas.openxmlformats.org/officeDocument/2006/relationships" xmlns:m="http://schemas.openxmlformats.org/officeDocument/2006/math" xmlns:v="urn:schemas-microsoft-com:vml" xmlns:wp14="http://schemas.microsoft.com/office/word/2010/wordprocessingDrawing" xmlns:wp="http://schemas.openxmlformats.org/drawingml/2006/wordprocessingDrawing" xmlns:w10="urn:schemas-microsoft-com:office:word" xmlns:w="http://schemas.openxmlformats.org/wordprocessingml/2006/main" xmlns:w14="http://schemas.microsoft.com/office/word/2010/wordml" xmlns:w15="http://schemas.microsoft.com/office/word/2012/wordml" xmlns:w16cex="http://schemas.microsoft.com/office/word/2018/wordml/cex" xmlns:w16cid="http://schemas.microsoft.com/office/word/2016/wordml/cid" xmlns:w16="http://schemas.microsoft.com/office/word/2018/wordml" xmlns:w16sdtdh="http://schemas.microsoft.com/office/word/2020/wordml/sdtdatahash" xmlns:w16se="http://schemas.microsoft.com/office/word/2015/wordml/symex" xmlns:wpg="http://schemas.microsoft.com/office/word/2010/wordprocessingGroup" xmlns:wpi="http://schemas.microsoft.com/office/word/2010/wordprocessingInk" xmlns:wne="http://schemas.microsoft.com/office/word/2006/wordml" xmlns:wps="http://schemas.microsoft.com/office/word/2010/wordprocessingShape" mc:Ignorable="w14 w15 w16se w16cid w16 w16cex w16sdtdh wp14">
+  <w:abstractNum w:abstractNumId="0" w15:restartNumberingAfterBreak="0">
+    <w:nsid w:val="00E4630E"/>
+    <w:multiLevelType w:val="hybridMultilevel"/>
+    <w:tmpl w:val="AD480EB2"/>
+    <w:lvl w:ilvl="0" w:tplc="04190001">
+      <w:start w:val="1"/>
+      <w:numFmt w:val="bullet"/>
+      <w:lvlText w:val=""/>
+      <w:lvlJc w:val="left"/>
+      <w:pPr>
+        <w:ind w:left="720" w:hanging="360"/>
+      </w:pPr>
+      <w:rPr>
+        <w:rFonts w:ascii="Symbol" w:hAnsi="Symbol" w:hint="default"/>
+      </w:rPr>
+    </w:lvl>
+    <w:lvl w:ilvl="1" w:tplc="04190003" w:tentative="1">
+      <w:start w:val="1"/>
+      <w:numFmt w:val="bullet"/>
+      <w:lvlText w:val="o"/>
+      <w:lvlJc w:val="left"/>
+      <w:pPr>
+        <w:ind w:left="1440" w:hanging="360"/>
+      </w:pPr>
+      <w:rPr>
+        <w:rFonts w:ascii="Courier New" w:hAnsi="Courier New" w:cs="Courier New" w:hint="default"/>
+      </w:rPr>
+    </w:lvl>
+    <w:lvl w:ilvl="2" w:tplc="04190005" w:tentative="1">
+      <w:start w:val="1"/>
+      <w:numFmt w:val="bullet"/>
+      <w:lvlText w:val=""/>
+      <w:lvlJc w:val="left"/>
+      <w:pPr>
+        <w:ind w:left="2160" w:hanging="360"/>
+      </w:pPr>
+      <w:rPr>
+        <w:rFonts w:ascii="Wingdings" w:hAnsi="Wingdings" w:hint="default"/>
+      </w:rPr>
+    </w:lvl>
+    <w:lvl w:ilvl="3" w:tplc="04190001" w:tentative="1">
+      <w:start w:val="1"/>
+      <w:numFmt w:val="bullet"/>
+      <w:lvlText w:val=""/>
+      <w:lvlJc w:val="left"/>
+      <w:pPr>
+        <w:ind w:left="2880" w:hanging="360"/>
+      </w:pPr>
+      <w:rPr>
+        <w:rFonts w:ascii="Symbol" w:hAnsi="Symbol" w:hint="default"/>
+      </w:rPr>
+    </w:lvl>
+    <w:lvl w:ilvl="4" w:tplc="04190003" w:tentative="1">
+      <w:start w:val="1"/>
+      <w:numFmt w:val="bullet"/>
+      <w:lvlText w:val="o"/>
+      <w:lvlJc w:val="left"/>
+      <w:pPr>
+        <w:ind w:left="3600" w:hanging="360"/>
+      </w:pPr>
+      <w:rPr>
+        <w:rFonts w:ascii="Courier New" w:hAnsi="Courier New" w:cs="Courier New" w:hint="default"/>
+      </w:rPr>
+    </w:lvl>
+    <w:lvl w:ilvl="5" w:tplc="04190005" w:tentative="1">
+      <w:start w:val="1"/>
+      <w:numFmt w:val="bullet"/>
+      <w:lvlText w:val=""/>
+      <w:lvlJc w:val="left"/>
+      <w:pPr>
+        <w:ind w:left="4320" w:hanging="360"/>
+      </w:pPr>
+      <w:rPr>
+        <w:rFonts w:ascii="Wingdings" w:hAnsi="Wingdings" w:hint="default"/>
+      </w:rPr>
+    </w:lvl>
+    <w:lvl w:ilvl="6" w:tplc="04190001" w:tentative="1">
+      <w:start w:val="1"/>
+      <w:numFmt w:val="bullet"/>
+      <w:lvlText w:val=""/>
+      <w:lvlJc w:val="left"/>
+      <w:pPr>
+        <w:ind w:left="5040" w:hanging="360"/>
+      </w:pPr>
+      <w:rPr>
+        <w:rFonts w:ascii="Symbol" w:hAnsi="Symbol" w:hint="default"/>
+      </w:rPr>
+    </w:lvl>
+    <w:lvl w:ilvl="7" w:tplc="04190003" w:tentative="1">
+      <w:start w:val="1"/>
+      <w:numFmt w:val="bullet"/>
+      <w:lvlText w:val="o"/>
+      <w:lvlJc w:val="left"/>
+      <w:pPr>
+        <w:ind w:left="5760" w:hanging="360"/>
+      </w:pPr>
+      <w:rPr>
+        <w:rFonts w:ascii="Courier New" w:hAnsi="Courier New" w:cs="Courier New" w:hint="default"/>
+      </w:rPr>
+    </w:lvl>
+    <w:lvl w:ilvl="8" w:tplc="04190005" w:tentative="1">
+      <w:start w:val="1"/>
+      <w:numFmt w:val="bullet"/>
+      <w:lvlText w:val=""/>
+      <w:lvlJc w:val="left"/>
+      <w:pPr>
+        <w:ind w:left="6480" w:hanging="360"/>
+      </w:pPr>
+      <w:rPr>
+        <w:rFonts w:ascii="Wingdings" w:hAnsi="Wingdings" w:hint="default"/>
+      </w:rPr>
+    </w:lvl>
+  </w:abstractNum>
+  <w:abstractNum w:abstractNumId="1" w15:restartNumberingAfterBreak="0">
+    <w:nsid w:val="308F19A1"/>
+    <w:multiLevelType w:val="hybridMultilevel"/>
+    <w:tmpl w:val="BBCADF52"/>
+    <w:lvl w:ilvl="0" w:tplc="04190001">
+      <w:start w:val="1"/>
+      <w:numFmt w:val="bullet"/>
+      <w:lvlText w:val=""/>
+      <w:lvlJc w:val="left"/>
+      <w:pPr>
+        <w:ind w:left="720" w:hanging="360"/>
+      </w:pPr>
+      <w:rPr>
+        <w:rFonts w:ascii="Symbol" w:hAnsi="Symbol" w:hint="default"/>
+      </w:rPr>
+    </w:lvl>
+    <w:lvl w:ilvl="1" w:tplc="04190003" w:tentative="1">
+      <w:start w:val="1"/>
+      <w:numFmt w:val="bullet"/>
+      <w:lvlText w:val="o"/>
+      <w:lvlJc w:val="left"/>
+      <w:pPr>
+        <w:ind w:left="1440" w:hanging="360"/>
+      </w:pPr>
+      <w:rPr>
+        <w:rFonts w:ascii="Courier New" w:hAnsi="Courier New" w:cs="Courier New" w:hint="default"/>
+      </w:rPr>
+    </w:lvl>
+    <w:lvl w:ilvl="2" w:tplc="04190005" w:tentative="1">
+      <w:start w:val="1"/>
+      <w:numFmt w:val="bullet"/>
+      <w:lvlText w:val=""/>
+      <w:lvlJc w:val="left"/>
+      <w:pPr>
+        <w:ind w:left="2160" w:hanging="360"/>
+      </w:pPr>
+      <w:rPr>
+        <w:rFonts w:ascii="Wingdings" w:hAnsi="Wingdings" w:hint="default"/>
+      </w:rPr>
+    </w:lvl>
+    <w:lvl w:ilvl="3" w:tplc="04190001" w:tentative="1">
+      <w:start w:val="1"/>
+      <w:numFmt w:val="bullet"/>
+      <w:lvlText w:val=""/>
+      <w:lvlJc w:val="left"/>
+      <w:pPr>
+        <w:ind w:left="2880" w:hanging="360"/>
+      </w:pPr>
+      <w:rPr>
+        <w:rFonts w:ascii="Symbol" w:hAnsi="Symbol" w:hint="default"/>
+      </w:rPr>
+    </w:lvl>
+    <w:lvl w:ilvl="4" w:tplc="04190003" w:tentative="1">
+      <w:start w:val="1"/>
+      <w:numFmt w:val="bullet"/>
+      <w:lvlText w:val="o"/>
+      <w:lvlJc w:val="left"/>
+      <w:pPr>
+        <w:ind w:left="3600" w:hanging="360"/>
+      </w:pPr>
+      <w:rPr>
+        <w:rFonts w:ascii="Courier New" w:hAnsi="Courier New" w:cs="Courier New" w:hint="default"/>
+      </w:rPr>
+    </w:lvl>
+    <w:lvl w:ilvl="5" w:tplc="04190005" w:tentative="1">
+      <w:start w:val="1"/>
+      <w:numFmt w:val="bullet"/>
+      <w:lvlText w:val=""/>
+      <w:lvlJc w:val="left"/>
+      <w:pPr>
+        <w:ind w:left="4320" w:hanging="360"/>
+      </w:pPr>
+      <w:rPr>
+        <w:rFonts w:ascii="Wingdings" w:hAnsi="Wingdings" w:hint="default"/>
+      </w:rPr>
+    </w:lvl>
+    <w:lvl w:ilvl="6" w:tplc="04190001" w:tentative="1">
+      <w:start w:val="1"/>
+      <w:numFmt w:val="bullet"/>
+      <w:lvlText w:val=""/>
+      <w:lvlJc w:val="left"/>
+      <w:pPr>
+        <w:ind w:left="5040" w:hanging="360"/>
+      </w:pPr>
+      <w:rPr>
+        <w:rFonts w:ascii="Symbol" w:hAnsi="Symbol" w:hint="default"/>
+      </w:rPr>
+    </w:lvl>
+    <w:lvl w:ilvl="7" w:tplc="04190003" w:tentative="1">
+      <w:start w:val="1"/>
+      <w:numFmt w:val="bullet"/>
+      <w:lvlText w:val="o"/>
+      <w:lvlJc w:val="left"/>
+      <w:pPr>
+        <w:ind w:left="5760" w:hanging="360"/>
+      </w:pPr>
+      <w:rPr>
+        <w:rFonts w:ascii="Courier New" w:hAnsi="Courier New" w:cs="Courier New" w:hint="default"/>
+      </w:rPr>
+    </w:lvl>
+    <w:lvl w:ilvl="8" w:tplc="04190005" w:tentative="1">
+      <w:start w:val="1"/>
+      <w:numFmt w:val="bullet"/>
+      <w:lvlText w:val=""/>
+      <w:lvlJc w:val="left"/>
+      <w:pPr>
+        <w:ind w:left="6480" w:hanging="360"/>
+      </w:pPr>
+      <w:rPr>
+        <w:rFonts w:ascii="Wingdings" w:hAnsi="Wingdings" w:hint="default"/>
+      </w:rPr>
+    </w:lvl>
+  </w:abstractNum>
+  <w:abstractNum w:abstractNumId="2" w15:restartNumberingAfterBreak="0">
+    <w:nsid w:val="338C37C6"/>
+    <w:multiLevelType w:val="hybridMultilevel"/>
+    <w:tmpl w:val="BBF080B0"/>
+    <w:lvl w:ilvl="0" w:tplc="04190001">
+      <w:start w:val="1"/>
+      <w:numFmt w:val="bullet"/>
+      <w:lvlText w:val=""/>
+      <w:lvlJc w:val="left"/>
+      <w:pPr>
+        <w:ind w:left="720" w:hanging="360"/>
+      </w:pPr>
+      <w:rPr>
+        <w:rFonts w:ascii="Symbol" w:hAnsi="Symbol" w:hint="default"/>
+      </w:rPr>
+    </w:lvl>
+    <w:lvl w:ilvl="1" w:tplc="04190003" w:tentative="1">
+      <w:start w:val="1"/>
+      <w:numFmt w:val="bullet"/>
+      <w:lvlText w:val="o"/>
+      <w:lvlJc w:val="left"/>
+      <w:pPr>
+        <w:ind w:left="1440" w:hanging="360"/>
+      </w:pPr>
+      <w:rPr>
+        <w:rFonts w:ascii="Courier New" w:hAnsi="Courier New" w:cs="Courier New" w:hint="default"/>
+      </w:rPr>
+    </w:lvl>
+    <w:lvl w:ilvl="2" w:tplc="04190005" w:tentative="1">
+      <w:start w:val="1"/>
+      <w:numFmt w:val="bullet"/>
+      <w:lvlText w:val=""/>
+      <w:lvlJc w:val="left"/>
+      <w:pPr>
+        <w:ind w:left="2160" w:hanging="360"/>
+      </w:pPr>
+      <w:rPr>
+        <w:rFonts w:ascii="Wingdings" w:hAnsi="Wingdings" w:hint="default"/>
+      </w:rPr>
+    </w:lvl>
+    <w:lvl w:ilvl="3" w:tplc="04190001" w:tentative="1">
+      <w:start w:val="1"/>
+      <w:numFmt w:val="bullet"/>
+      <w:lvlText w:val=""/>
+      <w:lvlJc w:val="left"/>
+      <w:pPr>
+        <w:ind w:left="2880" w:hanging="360"/>
+      </w:pPr>
+      <w:rPr>
+        <w:rFonts w:ascii="Symbol" w:hAnsi="Symbol" w:hint="default"/>
+      </w:rPr>
+    </w:lvl>
+    <w:lvl w:ilvl="4" w:tplc="04190003" w:tentative="1">
+      <w:start w:val="1"/>
+      <w:numFmt w:val="bullet"/>
+      <w:lvlText w:val="o"/>
+      <w:lvlJc w:val="left"/>
+      <w:pPr>
+        <w:ind w:left="3600" w:hanging="360"/>
+      </w:pPr>
+      <w:rPr>
+        <w:rFonts w:ascii="Courier New" w:hAnsi="Courier New" w:cs="Courier New" w:hint="default"/>
+      </w:rPr>
+    </w:lvl>
+    <w:lvl w:ilvl="5" w:tplc="04190005" w:tentative="1">
+      <w:start w:val="1"/>
+      <w:numFmt w:val="bullet"/>
+      <w:lvlText w:val=""/>
+      <w:lvlJc w:val="left"/>
+      <w:pPr>
+        <w:ind w:left="4320" w:hanging="360"/>
+      </w:pPr>
+      <w:rPr>
+        <w:rFonts w:ascii="Wingdings" w:hAnsi="Wingdings" w:hint="default"/>
+      </w:rPr>
+    </w:lvl>
+    <w:lvl w:ilvl="6" w:tplc="04190001" w:tentative="1">
+      <w:start w:val="1"/>
+      <w:numFmt w:val="bullet"/>
+      <w:lvlText w:val=""/>
+      <w:lvlJc w:val="left"/>
+      <w:pPr>
+        <w:ind w:left="5040" w:hanging="360"/>
+      </w:pPr>
+      <w:rPr>
+        <w:rFonts w:ascii="Symbol" w:hAnsi="Symbol" w:hint="default"/>
+      </w:rPr>
+    </w:lvl>
+    <w:lvl w:ilvl="7" w:tplc="04190003" w:tentative="1">
+      <w:start w:val="1"/>
+      <w:numFmt w:val="bullet"/>
+      <w:lvlText w:val="o"/>
+      <w:lvlJc w:val="left"/>
+      <w:pPr>
+        <w:ind w:left="5760" w:hanging="360"/>
+      </w:pPr>
+      <w:rPr>
+        <w:rFonts w:ascii="Courier New" w:hAnsi="Courier New" w:cs="Courier New" w:hint="default"/>
+      </w:rPr>
+    </w:lvl>
+    <w:lvl w:ilvl="8" w:tplc="04190005" w:tentative="1">
+      <w:start w:val="1"/>
+      <w:numFmt w:val="bullet"/>
+      <w:lvlText w:val=""/>
+      <w:lvlJc w:val="left"/>
+      <w:pPr>
+        <w:ind w:left="6480" w:hanging="360"/>
+      </w:pPr>
+      <w:rPr>
+        <w:rFonts w:ascii="Wingdings" w:hAnsi="Wingdings" w:hint="default"/>
+      </w:rPr>
+    </w:lvl>
+  </w:abstractNum>
+  <w:abstractNum w:abstractNumId="3" w15:restartNumberingAfterBreak="0">
+    <w:nsid w:val="45DA7AB4"/>
+    <w:multiLevelType w:val="hybridMultilevel"/>
+    <w:tmpl w:val="5ECEA22C"/>
+    <w:lvl w:ilvl="0" w:tplc="04190001">
+      <w:start w:val="1"/>
+      <w:numFmt w:val="bullet"/>
+      <w:lvlText w:val=""/>
+      <w:lvlJc w:val="left"/>
+      <w:pPr>
+        <w:ind w:left="720" w:hanging="360"/>
+      </w:pPr>
+      <w:rPr>
+        <w:rFonts w:ascii="Symbol" w:hAnsi="Symbol" w:hint="default"/>
+      </w:rPr>
+    </w:lvl>
+    <w:lvl w:ilvl="1" w:tplc="04190003" w:tentative="1">
+      <w:start w:val="1"/>
+      <w:numFmt w:val="bullet"/>
+      <w:lvlText w:val="o"/>
+      <w:lvlJc w:val="left"/>
+      <w:pPr>
+        <w:ind w:left="1440" w:hanging="360"/>
+      </w:pPr>
+      <w:rPr>
+        <w:rFonts w:ascii="Courier New" w:hAnsi="Courier New" w:cs="Courier New" w:hint="default"/>
+      </w:rPr>
+    </w:lvl>
+    <w:lvl w:ilvl="2" w:tplc="04190005" w:tentative="1">
+      <w:start w:val="1"/>
+      <w:numFmt w:val="bullet"/>
+      <w:lvlText w:val=""/>
+      <w:lvlJc w:val="left"/>
+      <w:pPr>
+        <w:ind w:left="2160" w:hanging="360"/>
+      </w:pPr>
+      <w:rPr>
+        <w:rFonts w:ascii="Wingdings" w:hAnsi="Wingdings" w:hint="default"/>
+      </w:rPr>
+    </w:lvl>
+    <w:lvl w:ilvl="3" w:tplc="04190001" w:tentative="1">
+      <w:start w:val="1"/>
+      <w:numFmt w:val="bullet"/>
+      <w:lvlText w:val=""/>
+      <w:lvlJc w:val="left"/>
+      <w:pPr>
+        <w:ind w:left="2880" w:hanging="360"/>
+      </w:pPr>
+      <w:rPr>
+        <w:rFonts w:ascii="Symbol" w:hAnsi="Symbol" w:hint="default"/>
+      </w:rPr>
+    </w:lvl>
+    <w:lvl w:ilvl="4" w:tplc="04190003" w:tentative="1">
+      <w:start w:val="1"/>
+      <w:numFmt w:val="bullet"/>
+      <w:lvlText w:val="o"/>
+      <w:lvlJc w:val="left"/>
+      <w:pPr>
+        <w:ind w:left="3600" w:hanging="360"/>
+      </w:pPr>
+      <w:rPr>
+        <w:rFonts w:ascii="Courier New" w:hAnsi="Courier New" w:cs="Courier New" w:hint="default"/>
+      </w:rPr>
+    </w:lvl>
+    <w:lvl w:ilvl="5" w:tplc="04190005" w:tentative="1">
+      <w:start w:val="1"/>
+      <w:numFmt w:val="bullet"/>
+      <w:lvlText w:val=""/>
+      <w:lvlJc w:val="left"/>
+      <w:pPr>
+        <w:ind w:left="4320" w:hanging="360"/>
+      </w:pPr>
+      <w:rPr>
+        <w:rFonts w:ascii="Wingdings" w:hAnsi="Wingdings" w:hint="default"/>
+      </w:rPr>
+    </w:lvl>
+    <w:lvl w:ilvl="6" w:tplc="04190001" w:tentative="1">
+      <w:start w:val="1"/>
+      <w:numFmt w:val="bullet"/>
+      <w:lvlText w:val=""/>
+      <w:lvlJc w:val="left"/>
+      <w:pPr>
+        <w:ind w:left="5040" w:hanging="360"/>
+      </w:pPr>
+      <w:rPr>
+        <w:rFonts w:ascii="Symbol" w:hAnsi="Symbol" w:hint="default"/>
+      </w:rPr>
+    </w:lvl>
+    <w:lvl w:ilvl="7" w:tplc="04190003" w:tentative="1">
+      <w:start w:val="1"/>
+      <w:numFmt w:val="bullet"/>
+      <w:lvlText w:val="o"/>
+      <w:lvlJc w:val="left"/>
+      <w:pPr>
+        <w:ind w:left="5760" w:hanging="360"/>
+      </w:pPr>
+      <w:rPr>
+        <w:rFonts w:ascii="Courier New" w:hAnsi="Courier New" w:cs="Courier New" w:hint="default"/>
+      </w:rPr>
+    </w:lvl>
+    <w:lvl w:ilvl="8" w:tplc="04190005" w:tentative="1">
+      <w:start w:val="1"/>
+      <w:numFmt w:val="bullet"/>
+      <w:lvlText w:val=""/>
+      <w:lvlJc w:val="left"/>
+      <w:pPr>
+        <w:ind w:left="6480" w:hanging="360"/>
+      </w:pPr>
+      <w:rPr>
+        <w:rFonts w:ascii="Wingdings" w:hAnsi="Wingdings" w:hint="default"/>
+      </w:rPr>
+    </w:lvl>
+  </w:abstractNum>
+  <w:abstractNum w:abstractNumId="4" w15:restartNumberingAfterBreak="0">
+    <w:nsid w:val="49853F2A"/>
+    <w:multiLevelType w:val="hybridMultilevel"/>
+    <w:tmpl w:val="EEEEC22A"/>
+    <w:lvl w:ilvl="0" w:tplc="04190001">
+      <w:start w:val="1"/>
+      <w:numFmt w:val="bullet"/>
+      <w:lvlText w:val=""/>
+      <w:lvlJc w:val="left"/>
+      <w:pPr>
+        <w:ind w:left="720" w:hanging="360"/>
+      </w:pPr>
+      <w:rPr>
+        <w:rFonts w:ascii="Symbol" w:hAnsi="Symbol" w:hint="default"/>
+      </w:rPr>
+    </w:lvl>
+    <w:lvl w:ilvl="1" w:tplc="04190003" w:tentative="1">
+      <w:start w:val="1"/>
+      <w:numFmt w:val="bullet"/>
+      <w:lvlText w:val="o"/>
+      <w:lvlJc w:val="left"/>
+      <w:pPr>
+        <w:ind w:left="1440" w:hanging="360"/>
+      </w:pPr>
+      <w:rPr>
+        <w:rFonts w:ascii="Courier New" w:hAnsi="Courier New" w:cs="Courier New" w:hint="default"/>
+      </w:rPr>
+    </w:lvl>
+    <w:lvl w:ilvl="2" w:tplc="04190005" w:tentative="1">
+      <w:start w:val="1"/>
+      <w:numFmt w:val="bullet"/>
+      <w:lvlText w:val=""/>
+      <w:lvlJc w:val="left"/>
+      <w:pPr>
+        <w:ind w:left="2160" w:hanging="360"/>
+      </w:pPr>
+      <w:rPr>
+        <w:rFonts w:ascii="Wingdings" w:hAnsi="Wingdings" w:hint="default"/>
+      </w:rPr>
+    </w:lvl>
+    <w:lvl w:ilvl="3" w:tplc="04190001" w:tentative="1">
+      <w:start w:val="1"/>
+      <w:numFmt w:val="bullet"/>
+      <w:lvlText w:val=""/>
+      <w:lvlJc w:val="left"/>
+      <w:pPr>
+        <w:ind w:left="2880" w:hanging="360"/>
+      </w:pPr>
+      <w:rPr>
+        <w:rFonts w:ascii="Symbol" w:hAnsi="Symbol" w:hint="default"/>
+      </w:rPr>
+    </w:lvl>
+    <w:lvl w:ilvl="4" w:tplc="04190003" w:tentative="1">
+      <w:start w:val="1"/>
+      <w:numFmt w:val="bullet"/>
+      <w:lvlText w:val="o"/>
+      <w:lvlJc w:val="left"/>
+      <w:pPr>
+        <w:ind w:left="3600" w:hanging="360"/>
+      </w:pPr>
+      <w:rPr>
+        <w:rFonts w:ascii="Courier New" w:hAnsi="Courier New" w:cs="Courier New" w:hint="default"/>
+      </w:rPr>
+    </w:lvl>
+    <w:lvl w:ilvl="5" w:tplc="04190005" w:tentative="1">
+      <w:start w:val="1"/>
+      <w:numFmt w:val="bullet"/>
+      <w:lvlText w:val=""/>
+      <w:lvlJc w:val="left"/>
+      <w:pPr>
+        <w:ind w:left="4320" w:hanging="360"/>
+      </w:pPr>
+      <w:rPr>
+        <w:rFonts w:ascii="Wingdings" w:hAnsi="Wingdings" w:hint="default"/>
+      </w:rPr>
+    </w:lvl>
+    <w:lvl w:ilvl="6" w:tplc="04190001" w:tentative="1">
+      <w:start w:val="1"/>
+      <w:numFmt w:val="bullet"/>
+      <w:lvlText w:val=""/>
+      <w:lvlJc w:val="left"/>
+      <w:pPr>
+        <w:ind w:left="5040" w:hanging="360"/>
+      </w:pPr>
+      <w:rPr>
+        <w:rFonts w:ascii="Symbol" w:hAnsi="Symbol" w:hint="default"/>
+      </w:rPr>
+    </w:lvl>
+    <w:lvl w:ilvl="7" w:tplc="04190003" w:tentative="1">
+      <w:start w:val="1"/>
+      <w:numFmt w:val="bullet"/>
+      <w:lvlText w:val="o"/>
+      <w:lvlJc w:val="left"/>
+      <w:pPr>
+        <w:ind w:left="5760" w:hanging="360"/>
+      </w:pPr>
+      <w:rPr>
+        <w:rFonts w:ascii="Courier New" w:hAnsi="Courier New" w:cs="Courier New" w:hint="default"/>
+      </w:rPr>
+    </w:lvl>
+    <w:lvl w:ilvl="8" w:tplc="04190005" w:tentative="1">
+      <w:start w:val="1"/>
+      <w:numFmt w:val="bullet"/>
+      <w:lvlText w:val=""/>
+      <w:lvlJc w:val="left"/>
+      <w:pPr>
+        <w:ind w:left="6480" w:hanging="360"/>
+      </w:pPr>
+      <w:rPr>
+        <w:rFonts w:ascii="Wingdings" w:hAnsi="Wingdings" w:hint="default"/>
+      </w:rPr>
+    </w:lvl>
+  </w:abstractNum>
+  <w:num w:numId="1" w16cid:durableId="1645696760">
+    <w:abstractNumId w:val="1"/>
+  </w:num>
+  <w:num w:numId="2" w16cid:durableId="1175342001">
+    <w:abstractNumId w:val="0"/>
+  </w:num>
+  <w:num w:numId="3" w16cid:durableId="743769295">
+    <w:abstractNumId w:val="2"/>
+  </w:num>
+  <w:num w:numId="4" w16cid:durableId="1478914157">
+    <w:abstractNumId w:val="4"/>
+  </w:num>
+  <w:num w:numId="5" w16cid:durableId="2043163856">
+    <w:abstractNumId w:val="3"/>
+  </w:num>
+</w:numbering>
 </file>
 
 <file path=word/styles.xml><?xml version="1.0" encoding="utf-8"?>
@@ -1974,7 +5169,6 @@
   <w:style w:type="character" w:default="1" w:styleId="a0">
     <w:name w:val="Default Paragraph Font"/>
     <w:uiPriority w:val="1"/>
-    <w:semiHidden/>
     <w:unhideWhenUsed/>
   </w:style>
   <w:style w:type="table" w:default="1" w:styleId="a1">
